--- a/给成员C_项目上手指南_20261020.docx
+++ b/给成员C_项目上手指南_20261020.docx
@@ -3733,6 +3733,2647 @@
         <w:t>· 报告里 §1.4 的两张表、§2.3 的模块清单需要随代码同步。报告的当前版本是 比赛报告_填空版_20261019.docx，报告里的所有数值都要能在 phy.area / route.qor 里核对到。</w:t>
       </w:r>
     </w:p>
+    <w:p>
+      <w:pPr>
+        <w:spacing w:before="240" w:after="100"/>
+      </w:pPr>
+      <w:r>
+        <w:rPr>
+          <w:rFonts w:ascii="Times New Roman" w:hAnsi="Times New Roman" w:eastAsia="宋体"/>
+          <w:b/>
+          <w:sz w:val="28"/>
+        </w:rPr>
+        <w:t>7  构建：怎么跑，以及什么才算「成功」</w:t>
+      </w:r>
+    </w:p>
+    <w:p>
+      <w:pPr>
+        <w:spacing w:line="336" w:lineRule="auto" w:after="80"/>
+        <w:ind w:firstLine="440"/>
+      </w:pPr>
+      <w:r>
+        <w:rPr>
+          <w:rFonts w:ascii="Times New Roman" w:hAnsi="Times New Roman" w:eastAsia="宋体"/>
+          <w:b w:val="0"/>
+          <w:sz w:val="22"/>
+        </w:rPr>
+        <w:t>本项目最容易踩的坑不是代码写错，而是「构建看起来成功了、但功能根本没进去」。请务必按下面的顺序判断。</w:t>
+      </w:r>
+    </w:p>
+    <w:p>
+      <w:pPr>
+        <w:spacing w:before="180" w:after="80"/>
+      </w:pPr>
+      <w:r>
+        <w:rPr>
+          <w:rFonts w:ascii="Times New Roman" w:hAnsi="Times New Roman" w:eastAsia="宋体"/>
+          <w:b/>
+          <w:sz w:val="24"/>
+        </w:rPr>
+        <w:t>7.1  命令</w:t>
+      </w:r>
+    </w:p>
+    <w:p>
+      <w:pPr>
+        <w:spacing w:line="324" w:lineRule="auto" w:after="40"/>
+        <w:ind w:left="220"/>
+      </w:pPr>
+      <w:r>
+        <w:rPr>
+          <w:rFonts w:ascii="Times New Roman" w:hAnsi="Times New Roman" w:eastAsia="宋体"/>
+          <w:b w:val="0"/>
+          <w:sz w:val="22"/>
+        </w:rPr>
+        <w:t>· 完整的 syn + phy 流程：在仓库根执行 Set-ExecutionPolicy -Scope Process -ExecutionPolicy Bypass -Force 然后 &amp; "E:\FPGA\_analysis\misc\td_run_direct.ps1" syn_1 phy_1。约 10~15 分钟。</w:t>
+      </w:r>
+    </w:p>
+    <w:p>
+      <w:pPr>
+        <w:spacing w:line="324" w:lineRule="auto" w:after="40"/>
+        <w:ind w:left="220"/>
+      </w:pPr>
+      <w:r>
+        <w:rPr>
+          <w:rFonts w:ascii="Times New Roman" w:hAnsi="Times New Roman" w:eastAsia="宋体"/>
+          <w:b w:val="0"/>
+          <w:sz w:val="22"/>
+        </w:rPr>
+        <w:t>· 只做语法/elaboration 检查：python _analysis\scripts\compile_check.py，基线是 42/43。</w:t>
+      </w:r>
+    </w:p>
+    <w:p>
+      <w:pPr>
+        <w:spacing w:line="324" w:lineRule="auto" w:after="40"/>
+        <w:ind w:left="220"/>
+      </w:pPr>
+      <w:r>
+        <w:rPr>
+          <w:rFonts w:ascii="Times New Roman" w:hAnsi="Times New Roman" w:eastAsia="宋体"/>
+          <w:b w:val="0"/>
+          <w:sz w:val="22"/>
+        </w:rPr>
+        <w:t>· ★不要用 Start-Process 起 TD★——实测会卡死在 phy_1 之前，进程活着但没有任何输出，而 route.qor 与 .bit 仍是上一次的旧产物，看起来像「构建没跑完」。必须用普通后台任务。</w:t>
+      </w:r>
+    </w:p>
+    <w:p>
+      <w:pPr>
+        <w:spacing w:before="180" w:after="80"/>
+      </w:pPr>
+      <w:r>
+        <w:rPr>
+          <w:rFonts w:ascii="Times New Roman" w:hAnsi="Times New Roman" w:eastAsia="宋体"/>
+          <w:b/>
+          <w:sz w:val="24"/>
+        </w:rPr>
+        <w:t>7.2  ★判断成功的四个必要判据（缺一不可）★</w:t>
+      </w:r>
+    </w:p>
+    <w:tbl>
+      <w:tblPr>
+        <w:tblStyle w:val="TableGrid"/>
+        <w:tblW w:type="auto" w:w="0"/>
+        <w:tblLook w:firstColumn="1" w:firstRow="1" w:lastColumn="0" w:lastRow="0" w:noHBand="0" w:noVBand="1" w:val="04A0"/>
+      </w:tblPr>
+      <w:tblGrid>
+        <w:gridCol w:w="3022"/>
+        <w:gridCol w:w="3022"/>
+        <w:gridCol w:w="3022"/>
+      </w:tblGrid>
+      <w:tr>
+        <w:tc>
+          <w:tcPr>
+            <w:tcW w:type="dxa" w:w="1474"/>
+          </w:tcPr>
+          <w:p>
+            <w:pPr>
+              <w:spacing w:line="264" w:lineRule="auto" w:after="0"/>
+            </w:pPr>
+            <w:r/>
+            <w:r>
+              <w:rPr>
+                <w:rFonts w:ascii="Times New Roman" w:hAnsi="Times New Roman" w:eastAsia="宋体"/>
+                <w:b/>
+                <w:sz w:val="18"/>
+              </w:rPr>
+              <w:t>判据</w:t>
+            </w:r>
+          </w:p>
+        </w:tc>
+        <w:tc>
+          <w:tcPr>
+            <w:tcW w:type="dxa" w:w="4309"/>
+          </w:tcPr>
+          <w:p>
+            <w:pPr>
+              <w:spacing w:line="264" w:lineRule="auto" w:after="0"/>
+            </w:pPr>
+            <w:r/>
+            <w:r>
+              <w:rPr>
+                <w:rFonts w:ascii="Times New Roman" w:hAnsi="Times New Roman" w:eastAsia="宋体"/>
+                <w:b/>
+                <w:sz w:val="18"/>
+              </w:rPr>
+              <w:t>怎么查</w:t>
+            </w:r>
+          </w:p>
+        </w:tc>
+        <w:tc>
+          <w:tcPr>
+            <w:tcW w:type="dxa" w:w="2494"/>
+          </w:tcPr>
+          <w:p>
+            <w:pPr>
+              <w:spacing w:line="264" w:lineRule="auto" w:after="0"/>
+            </w:pPr>
+            <w:r/>
+            <w:r>
+              <w:rPr>
+                <w:rFonts w:ascii="Times New Roman" w:hAnsi="Times New Roman" w:eastAsia="宋体"/>
+                <w:b/>
+                <w:sz w:val="18"/>
+              </w:rPr>
+              <w:t>不满足说明什么</w:t>
+            </w:r>
+          </w:p>
+        </w:tc>
+      </w:tr>
+      <w:tr>
+        <w:tc>
+          <w:tcPr>
+            <w:tcW w:type="dxa" w:w="1474"/>
+          </w:tcPr>
+          <w:p>
+            <w:pPr>
+              <w:spacing w:line="264" w:lineRule="auto" w:after="0"/>
+            </w:pPr>
+            <w:r/>
+            <w:r>
+              <w:rPr>
+                <w:rFonts w:ascii="Times New Roman" w:hAnsi="Times New Roman" w:eastAsia="宋体"/>
+                <w:b w:val="0"/>
+                <w:sz w:val="18"/>
+              </w:rPr>
+              <w:t>没有黑盒报错</w:t>
+            </w:r>
+          </w:p>
+        </w:tc>
+        <w:tc>
+          <w:tcPr>
+            <w:tcW w:type="dxa" w:w="4309"/>
+          </w:tcPr>
+          <w:p>
+            <w:pPr>
+              <w:spacing w:line="264" w:lineRule="auto" w:after="0"/>
+            </w:pPr>
+            <w:r/>
+            <w:r>
+              <w:rPr>
+                <w:rFonts w:ascii="Times New Roman" w:hAnsi="Times New Roman" w:eastAsia="宋体"/>
+                <w:b w:val="0"/>
+                <w:sz w:val="18"/>
+              </w:rPr>
+              <w:t>在 _analysis\td_direct_syn_1.log 与 td_direct_phy_1.log 里搜 HDL-8007 / black box，必须为 0 条</w:t>
+            </w:r>
+          </w:p>
+        </w:tc>
+        <w:tc>
+          <w:tcPr>
+            <w:tcW w:type="dxa" w:w="2494"/>
+          </w:tcPr>
+          <w:p>
+            <w:pPr>
+              <w:spacing w:line="264" w:lineRule="auto" w:after="0"/>
+            </w:pPr>
+            <w:r/>
+            <w:r>
+              <w:rPr>
+                <w:rFonts w:ascii="Times New Roman" w:hAnsi="Times New Roman" w:eastAsia="宋体"/>
+                <w:b w:val="0"/>
+                <w:sz w:val="18"/>
+              </w:rPr>
+              <w:t>新加的 .v 没进 run 目录的 .prj。.bit 时间戳照样会刷新，这是假成功</w:t>
+            </w:r>
+          </w:p>
+        </w:tc>
+      </w:tr>
+      <w:tr>
+        <w:tc>
+          <w:tcPr>
+            <w:tcW w:type="dxa" w:w="1474"/>
+          </w:tcPr>
+          <w:p>
+            <w:pPr>
+              <w:spacing w:line="264" w:lineRule="auto" w:after="0"/>
+            </w:pPr>
+            <w:r/>
+            <w:r>
+              <w:rPr>
+                <w:rFonts w:ascii="Times New Roman" w:hAnsi="Times New Roman" w:eastAsia="宋体"/>
+                <w:b w:val="0"/>
+                <w:sz w:val="18"/>
+              </w:rPr>
+              <w:t>模块真的在网表里</w:t>
+            </w:r>
+          </w:p>
+        </w:tc>
+        <w:tc>
+          <w:tcPr>
+            <w:tcW w:type="dxa" w:w="4309"/>
+          </w:tcPr>
+          <w:p>
+            <w:pPr>
+              <w:spacing w:line="264" w:lineRule="auto" w:after="0"/>
+            </w:pPr>
+            <w:r/>
+            <w:r>
+              <w:rPr>
+                <w:rFonts w:ascii="Times New Roman" w:hAnsi="Times New Roman" w:eastAsia="宋体"/>
+                <w:b w:val="0"/>
+                <w:sz w:val="18"/>
+              </w:rPr>
+              <w:t>在 phy_1\camera_to_dsi_display_phy.area 和 syn_1\camera_to_dsi_display_gate.area 里按实例名（如 u_obj_detect）搜，必须命中</w:t>
+            </w:r>
+          </w:p>
+        </w:tc>
+        <w:tc>
+          <w:tcPr>
+            <w:tcW w:type="dxa" w:w="2494"/>
+          </w:tcPr>
+          <w:p>
+            <w:pPr>
+              <w:spacing w:line="264" w:lineRule="auto" w:after="0"/>
+            </w:pPr>
+            <w:r/>
+            <w:r>
+              <w:rPr>
+                <w:rFonts w:ascii="Times New Roman" w:hAnsi="Times New Roman" w:eastAsia="宋体"/>
+                <w:b w:val="0"/>
+                <w:sz w:val="18"/>
+              </w:rPr>
+              <w:t>模块被综合工具当冗余删掉了。资源反而会下降，没有任何报错</w:t>
+            </w:r>
+          </w:p>
+        </w:tc>
+      </w:tr>
+      <w:tr>
+        <w:tc>
+          <w:tcPr>
+            <w:tcW w:type="dxa" w:w="1474"/>
+          </w:tcPr>
+          <w:p>
+            <w:pPr>
+              <w:spacing w:line="264" w:lineRule="auto" w:after="0"/>
+            </w:pPr>
+            <w:r/>
+            <w:r>
+              <w:rPr>
+                <w:rFonts w:ascii="Times New Roman" w:hAnsi="Times New Roman" w:eastAsia="宋体"/>
+                <w:b w:val="0"/>
+                <w:sz w:val="18"/>
+              </w:rPr>
+              <w:t>时序收敛</w:t>
+            </w:r>
+          </w:p>
+        </w:tc>
+        <w:tc>
+          <w:tcPr>
+            <w:tcW w:type="dxa" w:w="4309"/>
+          </w:tcPr>
+          <w:p>
+            <w:pPr>
+              <w:spacing w:line="264" w:lineRule="auto" w:after="0"/>
+            </w:pPr>
+            <w:r/>
+            <w:r>
+              <w:rPr>
+                <w:rFonts w:ascii="Times New Roman" w:hAnsi="Times New Roman" w:eastAsia="宋体"/>
+                <w:b w:val="0"/>
+                <w:sz w:val="18"/>
+              </w:rPr>
+              <w:t>phy_1\route.qor：Setup WNS &gt; 0、TNS = 0、违例 S-EP = 0；Hold 同理</w:t>
+            </w:r>
+          </w:p>
+        </w:tc>
+        <w:tc>
+          <w:tcPr>
+            <w:tcW w:type="dxa" w:w="2494"/>
+          </w:tcPr>
+          <w:p>
+            <w:pPr>
+              <w:spacing w:line="264" w:lineRule="auto" w:after="0"/>
+            </w:pPr>
+            <w:r/>
+            <w:r>
+              <w:rPr>
+                <w:rFonts w:ascii="Times New Roman" w:hAnsi="Times New Roman" w:eastAsia="宋体"/>
+                <w:b w:val="0"/>
+                <w:sz w:val="18"/>
+              </w:rPr>
+              <w:t>WNS 掉到 +2 ps 这种也算「0 违例」但极危险，余量不足 50 ps 就要警惕</w:t>
+            </w:r>
+          </w:p>
+        </w:tc>
+      </w:tr>
+      <w:tr>
+        <w:tc>
+          <w:tcPr>
+            <w:tcW w:type="dxa" w:w="1474"/>
+          </w:tcPr>
+          <w:p>
+            <w:pPr>
+              <w:spacing w:line="264" w:lineRule="auto" w:after="0"/>
+            </w:pPr>
+            <w:r/>
+            <w:r>
+              <w:rPr>
+                <w:rFonts w:ascii="Times New Roman" w:hAnsi="Times New Roman" w:eastAsia="宋体"/>
+                <w:b w:val="0"/>
+                <w:sz w:val="18"/>
+              </w:rPr>
+              <w:t>功能指标没漂</w:t>
+            </w:r>
+          </w:p>
+        </w:tc>
+        <w:tc>
+          <w:tcPr>
+            <w:tcW w:type="dxa" w:w="4309"/>
+          </w:tcPr>
+          <w:p>
+            <w:pPr>
+              <w:spacing w:line="264" w:lineRule="auto" w:after="0"/>
+            </w:pPr>
+            <w:r/>
+            <w:r>
+              <w:rPr>
+                <w:rFonts w:ascii="Times New Roman" w:hAnsi="Times New Roman" w:eastAsia="宋体"/>
+                <w:b w:val="0"/>
+                <w:sz w:val="18"/>
+              </w:rPr>
+              <w:t>phy_1\camera_to_dsi_display_phy.area 的 #RAMs 应为 51、#DSPs 应为 10</w:t>
+            </w:r>
+          </w:p>
+        </w:tc>
+        <w:tc>
+          <w:tcPr>
+            <w:tcW w:type="dxa" w:w="2494"/>
+          </w:tcPr>
+          <w:p>
+            <w:pPr>
+              <w:spacing w:line="264" w:lineRule="auto" w:after="0"/>
+            </w:pPr>
+            <w:r/>
+            <w:r>
+              <w:rPr>
+                <w:rFonts w:ascii="Times New Roman" w:hAnsi="Times New Roman" w:eastAsia="宋体"/>
+                <w:b w:val="0"/>
+                <w:sz w:val="18"/>
+              </w:rPr>
+              <w:t>数字不对说明某条链路被优化掉了或接错了</w:t>
+            </w:r>
+          </w:p>
+        </w:tc>
+      </w:tr>
+    </w:tbl>
+    <w:p>
+      <w:pPr>
+        <w:spacing w:line="336" w:lineRule="auto" w:after="80"/>
+        <w:ind w:firstLine="440"/>
+      </w:pPr>
+      <w:r>
+        <w:rPr>
+          <w:rFonts w:ascii="Times New Roman" w:hAnsi="Times New Roman" w:eastAsia="宋体"/>
+          <w:b w:val="0"/>
+          <w:sz w:val="22"/>
+        </w:rPr>
+        <w:t>★一句话记法：.bit 的时间戳变新 ≠ 构建成功。必须同时看日志、看网表、看 route.qor。★</w:t>
+      </w:r>
+    </w:p>
+    <w:p>
+      <w:pPr>
+        <w:spacing w:before="180" w:after="80"/>
+      </w:pPr>
+      <w:r>
+        <w:rPr>
+          <w:rFonts w:ascii="Times New Roman" w:hAnsi="Times New Roman" w:eastAsia="宋体"/>
+          <w:b/>
+          <w:sz w:val="24"/>
+        </w:rPr>
+        <w:t>7.3  新增一个 .v 文件的完整步骤</w:t>
+      </w:r>
+    </w:p>
+    <w:p>
+      <w:pPr>
+        <w:spacing w:line="336" w:lineRule="auto" w:after="80"/>
+        <w:ind w:firstLine="440"/>
+      </w:pPr>
+      <w:r>
+        <w:rPr>
+          <w:rFonts w:ascii="Times New Roman" w:hAnsi="Times New Roman" w:eastAsia="宋体"/>
+          <w:b w:val="0"/>
+          <w:sz w:val="22"/>
+        </w:rPr>
+        <w:t>这是最容易出错的地方，四步缺一不可，而且 TD 跑完会按自己的内部状态回写 .al，所以顺序很重要：</w:t>
+      </w:r>
+    </w:p>
+    <w:p>
+      <w:pPr>
+        <w:spacing w:line="324" w:lineRule="auto" w:after="40"/>
+        <w:ind w:left="220"/>
+      </w:pPr>
+      <w:r>
+        <w:rPr>
+          <w:rFonts w:ascii="Times New Roman" w:hAnsi="Times New Roman" w:eastAsia="宋体"/>
+          <w:b w:val="0"/>
+          <w:sz w:val="22"/>
+        </w:rPr>
+        <w:t>· ① 把 .v 放进 proj\baseline\lab3\user_source\hdl_source\ 下对应子目录。</w:t>
+      </w:r>
+    </w:p>
+    <w:p>
+      <w:pPr>
+        <w:spacing w:line="324" w:lineRule="auto" w:after="40"/>
+        <w:ind w:left="220"/>
+      </w:pPr>
+      <w:r>
+        <w:rPr>
+          <w:rFonts w:ascii="Times New Roman" w:hAnsi="Times New Roman" w:eastAsia="宋体"/>
+          <w:b w:val="0"/>
+          <w:sz w:val="22"/>
+        </w:rPr>
+        <w:t>· ② 写进 td_project\camera_to_dsi_display.al（TD 图形界面读的那份）。</w:t>
+      </w:r>
+    </w:p>
+    <w:p>
+      <w:pPr>
+        <w:spacing w:line="324" w:lineRule="auto" w:after="40"/>
+        <w:ind w:left="220"/>
+      </w:pPr>
+      <w:r>
+        <w:rPr>
+          <w:rFonts w:ascii="Times New Roman" w:hAnsi="Times New Roman" w:eastAsia="宋体"/>
+          <w:b w:val="0"/>
+          <w:sz w:val="22"/>
+        </w:rPr>
+        <w:t>· ③ 同时写进两个 run 目录的 .prj：td_project\camera_to_dsi_display_Runs\syn_1\ 与 \phy_1\ 下的 camera_to_dsi_display.prj。★TD 命令行只认 .prj，不认 .al★。</w:t>
+      </w:r>
+    </w:p>
+    <w:p>
+      <w:pPr>
+        <w:spacing w:line="324" w:lineRule="auto" w:after="40"/>
+        <w:ind w:left="220"/>
+      </w:pPr>
+      <w:r>
+        <w:rPr>
+          <w:rFonts w:ascii="Times New Roman" w:hAnsi="Times New Roman" w:eastAsia="宋体"/>
+          <w:b w:val="0"/>
+          <w:sz w:val="22"/>
+        </w:rPr>
+        <w:t>· ④ 构建完之后再查一次 .al，确认第 ② 步的条目还在（TD 可能把它覆盖回去）。</w:t>
+      </w:r>
+    </w:p>
+    <w:p>
+      <w:pPr>
+        <w:spacing w:line="336" w:lineRule="auto" w:after="80"/>
+        <w:ind w:firstLine="440"/>
+      </w:pPr>
+      <w:r>
+        <w:rPr>
+          <w:rFonts w:ascii="Times New Roman" w:hAnsi="Times New Roman" w:eastAsia="宋体"/>
+          <w:b w:val="0"/>
+          <w:sz w:val="22"/>
+        </w:rPr>
+        <w:t>仓库里已有现成脚本可参考：_analysis\scripts\patch_prj_add_lsc.py、patch_prj_add_wbrecip.py、add_obj_to_filelist.py，都是干这件事的。</w:t>
+      </w:r>
+    </w:p>
+    <w:p>
+      <w:pPr>
+        <w:spacing w:before="240" w:after="100"/>
+      </w:pPr>
+      <w:r>
+        <w:rPr>
+          <w:rFonts w:ascii="Times New Roman" w:hAnsi="Times New Roman" w:eastAsia="宋体"/>
+          <w:b/>
+          <w:sz w:val="28"/>
+        </w:rPr>
+        <w:t>8  两行橙色遥测怎么读（板上唯一的调试窗口）</w:t>
+      </w:r>
+    </w:p>
+    <w:p>
+      <w:pPr>
+        <w:spacing w:line="336" w:lineRule="auto" w:after="80"/>
+        <w:ind w:firstLine="440"/>
+      </w:pPr>
+      <w:r>
+        <w:rPr>
+          <w:rFonts w:ascii="Times New Roman" w:hAnsi="Times New Roman" w:eastAsia="宋体"/>
+          <w:b w:val="0"/>
+          <w:sz w:val="22"/>
+        </w:rPr>
+        <w:t>板子上没有串口打印，所有运行期状态都靠画面上这两行 19 字符的橙色文字。它们的位置在 1280×720 内部坐标的 (376,152) 与 (376,164)，换算到 1920×1080 的屏幕坐标要 ×1.5。</w:t>
+      </w:r>
+    </w:p>
+    <w:p>
+      <w:pPr>
+        <w:spacing w:before="180" w:after="80"/>
+      </w:pPr>
+      <w:r>
+        <w:rPr>
+          <w:rFonts w:ascii="Times New Roman" w:hAnsi="Times New Roman" w:eastAsia="宋体"/>
+          <w:b/>
+          <w:sz w:val="24"/>
+        </w:rPr>
+        <w:t>8.1  第 1 行：AE / 亮度 / 白平衡增益</w:t>
+      </w:r>
+    </w:p>
+    <w:p>
+      <w:pPr>
+        <w:spacing w:line="336" w:lineRule="auto" w:after="80"/>
+      </w:pPr>
+      <w:r>
+        <w:rPr>
+          <w:rFonts w:ascii="Times New Roman" w:hAnsi="Times New Roman" w:eastAsia="宋体"/>
+          <w:b w:val="0"/>
+          <w:sz w:val="22"/>
+        </w:rPr>
+        <w:t>格式：AE&lt;gi2&gt;S&lt;st1&gt;M&lt;ml2&gt;W&lt;gr4&gt;B&lt;gb4&gt;，例：AE2E S2 M3B W158B B1B6E</w:t>
+      </w:r>
+    </w:p>
+    <w:tbl>
+      <w:tblPr>
+        <w:tblStyle w:val="TableGrid"/>
+        <w:tblW w:type="auto" w:w="0"/>
+        <w:tblLook w:firstColumn="1" w:firstRow="1" w:lastColumn="0" w:lastRow="0" w:noHBand="0" w:noVBand="1" w:val="04A0"/>
+      </w:tblPr>
+      <w:tblGrid>
+        <w:gridCol w:w="2266"/>
+        <w:gridCol w:w="2266"/>
+        <w:gridCol w:w="2266"/>
+        <w:gridCol w:w="2266"/>
+      </w:tblGrid>
+      <w:tr>
+        <w:tc>
+          <w:tcPr>
+            <w:tcW w:type="dxa" w:w="850"/>
+          </w:tcPr>
+          <w:p>
+            <w:pPr>
+              <w:spacing w:line="264" w:lineRule="auto" w:after="0"/>
+            </w:pPr>
+            <w:r/>
+            <w:r>
+              <w:rPr>
+                <w:rFonts w:ascii="Times New Roman" w:hAnsi="Times New Roman" w:eastAsia="宋体"/>
+                <w:b/>
+                <w:sz w:val="18"/>
+              </w:rPr>
+              <w:t>字段</w:t>
+            </w:r>
+          </w:p>
+        </w:tc>
+        <w:tc>
+          <w:tcPr>
+            <w:tcW w:type="dxa" w:w="1474"/>
+          </w:tcPr>
+          <w:p>
+            <w:pPr>
+              <w:spacing w:line="264" w:lineRule="auto" w:after="0"/>
+            </w:pPr>
+            <w:r/>
+            <w:r>
+              <w:rPr>
+                <w:rFonts w:ascii="Times New Roman" w:hAnsi="Times New Roman" w:eastAsia="宋体"/>
+                <w:b/>
+                <w:sz w:val="18"/>
+              </w:rPr>
+              <w:t>位数</w:t>
+            </w:r>
+          </w:p>
+        </w:tc>
+        <w:tc>
+          <w:tcPr>
+            <w:tcW w:type="dxa" w:w="2835"/>
+          </w:tcPr>
+          <w:p>
+            <w:pPr>
+              <w:spacing w:line="264" w:lineRule="auto" w:after="0"/>
+            </w:pPr>
+            <w:r/>
+            <w:r>
+              <w:rPr>
+                <w:rFonts w:ascii="Times New Roman" w:hAnsi="Times New Roman" w:eastAsia="宋体"/>
+                <w:b/>
+                <w:sz w:val="18"/>
+              </w:rPr>
+              <w:t>含义</w:t>
+            </w:r>
+          </w:p>
+        </w:tc>
+        <w:tc>
+          <w:tcPr>
+            <w:tcW w:type="dxa" w:w="3969"/>
+          </w:tcPr>
+          <w:p>
+            <w:pPr>
+              <w:spacing w:line="264" w:lineRule="auto" w:after="0"/>
+            </w:pPr>
+            <w:r/>
+            <w:r>
+              <w:rPr>
+                <w:rFonts w:ascii="Times New Roman" w:hAnsi="Times New Roman" w:eastAsia="宋体"/>
+                <w:b/>
+                <w:sz w:val="18"/>
+              </w:rPr>
+              <w:t>怎么换算</w:t>
+            </w:r>
+          </w:p>
+        </w:tc>
+      </w:tr>
+      <w:tr>
+        <w:tc>
+          <w:tcPr>
+            <w:tcW w:type="dxa" w:w="850"/>
+          </w:tcPr>
+          <w:p>
+            <w:pPr>
+              <w:spacing w:line="264" w:lineRule="auto" w:after="0"/>
+            </w:pPr>
+            <w:r/>
+            <w:r>
+              <w:rPr>
+                <w:rFonts w:ascii="Times New Roman" w:hAnsi="Times New Roman" w:eastAsia="宋体"/>
+                <w:b w:val="0"/>
+                <w:sz w:val="18"/>
+              </w:rPr>
+              <w:t>AE</w:t>
+            </w:r>
+          </w:p>
+        </w:tc>
+        <w:tc>
+          <w:tcPr>
+            <w:tcW w:type="dxa" w:w="1474"/>
+          </w:tcPr>
+          <w:p>
+            <w:pPr>
+              <w:spacing w:line="264" w:lineRule="auto" w:after="0"/>
+            </w:pPr>
+            <w:r/>
+            <w:r>
+              <w:rPr>
+                <w:rFonts w:ascii="Times New Roman" w:hAnsi="Times New Roman" w:eastAsia="宋体"/>
+                <w:b w:val="0"/>
+                <w:sz w:val="18"/>
+              </w:rPr>
+              <w:t>固定标签</w:t>
+            </w:r>
+          </w:p>
+        </w:tc>
+        <w:tc>
+          <w:tcPr>
+            <w:tcW w:type="dxa" w:w="2835"/>
+          </w:tcPr>
+          <w:p>
+            <w:pPr>
+              <w:spacing w:line="264" w:lineRule="auto" w:after="0"/>
+            </w:pPr>
+            <w:r/>
+            <w:r>
+              <w:rPr>
+                <w:rFonts w:ascii="Times New Roman" w:hAnsi="Times New Roman" w:eastAsia="宋体"/>
+                <w:b w:val="0"/>
+                <w:sz w:val="18"/>
+              </w:rPr>
+              <w:t>就是个标记，不含数值</w:t>
+            </w:r>
+          </w:p>
+        </w:tc>
+        <w:tc>
+          <w:tcPr>
+            <w:tcW w:type="dxa" w:w="3969"/>
+          </w:tcPr>
+          <w:p>
+            <w:pPr>
+              <w:spacing w:line="264" w:lineRule="auto" w:after="0"/>
+            </w:pPr>
+            <w:r/>
+            <w:r>
+              <w:rPr>
+                <w:rFonts w:ascii="Times New Roman" w:hAnsi="Times New Roman" w:eastAsia="宋体"/>
+                <w:b w:val="0"/>
+                <w:sz w:val="18"/>
+              </w:rPr>
+              <w:t>—</w:t>
+            </w:r>
+          </w:p>
+        </w:tc>
+      </w:tr>
+      <w:tr>
+        <w:tc>
+          <w:tcPr>
+            <w:tcW w:type="dxa" w:w="850"/>
+          </w:tcPr>
+          <w:p>
+            <w:pPr>
+              <w:spacing w:line="264" w:lineRule="auto" w:after="0"/>
+            </w:pPr>
+            <w:r/>
+            <w:r>
+              <w:rPr>
+                <w:rFonts w:ascii="Times New Roman" w:hAnsi="Times New Roman" w:eastAsia="宋体"/>
+                <w:b w:val="0"/>
+                <w:sz w:val="18"/>
+              </w:rPr>
+              <w:t>gi</w:t>
+            </w:r>
+          </w:p>
+        </w:tc>
+        <w:tc>
+          <w:tcPr>
+            <w:tcW w:type="dxa" w:w="1474"/>
+          </w:tcPr>
+          <w:p>
+            <w:pPr>
+              <w:spacing w:line="264" w:lineRule="auto" w:after="0"/>
+            </w:pPr>
+            <w:r/>
+            <w:r>
+              <w:rPr>
+                <w:rFonts w:ascii="Times New Roman" w:hAnsi="Times New Roman" w:eastAsia="宋体"/>
+                <w:b w:val="0"/>
+                <w:sz w:val="18"/>
+              </w:rPr>
+              <w:t>2 位十六进制</w:t>
+            </w:r>
+          </w:p>
+        </w:tc>
+        <w:tc>
+          <w:tcPr>
+            <w:tcW w:type="dxa" w:w="2835"/>
+          </w:tcPr>
+          <w:p>
+            <w:pPr>
+              <w:spacing w:line="264" w:lineRule="auto" w:after="0"/>
+            </w:pPr>
+            <w:r/>
+            <w:r>
+              <w:rPr>
+                <w:rFonts w:ascii="Times New Roman" w:hAnsi="Times New Roman" w:eastAsia="宋体"/>
+                <w:b w:val="0"/>
+                <w:sz w:val="18"/>
+              </w:rPr>
+              <w:t>AE 的 7bit 单调增益索引，0~127</w:t>
+            </w:r>
+          </w:p>
+        </w:tc>
+        <w:tc>
+          <w:tcPr>
+            <w:tcW w:type="dxa" w:w="3969"/>
+          </w:tcPr>
+          <w:p>
+            <w:pPr>
+              <w:spacing w:line="264" w:lineRule="auto" w:after="0"/>
+            </w:pPr>
+            <w:r/>
+            <w:r>
+              <w:rPr>
+                <w:rFonts w:ascii="Times New Roman" w:hAnsi="Times New Roman" w:eastAsia="宋体"/>
+                <w:b w:val="0"/>
+                <w:sz w:val="18"/>
+              </w:rPr>
+              <w:t>0=1.000×，127=15.750×；粗档 {0x03,0x07,0x0F,0x1F}=×1/×2/×4/×8，细档 0x20~0x3F = ×1.000~×1.969</w:t>
+            </w:r>
+          </w:p>
+        </w:tc>
+      </w:tr>
+      <w:tr>
+        <w:tc>
+          <w:tcPr>
+            <w:tcW w:type="dxa" w:w="850"/>
+          </w:tcPr>
+          <w:p>
+            <w:pPr>
+              <w:spacing w:line="264" w:lineRule="auto" w:after="0"/>
+            </w:pPr>
+            <w:r/>
+            <w:r>
+              <w:rPr>
+                <w:rFonts w:ascii="Times New Roman" w:hAnsi="Times New Roman" w:eastAsia="宋体"/>
+                <w:b w:val="0"/>
+                <w:sz w:val="18"/>
+              </w:rPr>
+              <w:t>S</w:t>
+            </w:r>
+          </w:p>
+        </w:tc>
+        <w:tc>
+          <w:tcPr>
+            <w:tcW w:type="dxa" w:w="1474"/>
+          </w:tcPr>
+          <w:p>
+            <w:pPr>
+              <w:spacing w:line="264" w:lineRule="auto" w:after="0"/>
+            </w:pPr>
+            <w:r/>
+            <w:r>
+              <w:rPr>
+                <w:rFonts w:ascii="Times New Roman" w:hAnsi="Times New Roman" w:eastAsia="宋体"/>
+                <w:b w:val="0"/>
+                <w:sz w:val="18"/>
+              </w:rPr>
+              <w:t>1 位十进制</w:t>
+            </w:r>
+          </w:p>
+        </w:tc>
+        <w:tc>
+          <w:tcPr>
+            <w:tcW w:type="dxa" w:w="2835"/>
+          </w:tcPr>
+          <w:p>
+            <w:pPr>
+              <w:spacing w:line="264" w:lineRule="auto" w:after="0"/>
+            </w:pPr>
+            <w:r/>
+            <w:r>
+              <w:rPr>
+                <w:rFonts w:ascii="Times New Roman" w:hAnsi="Times New Roman" w:eastAsia="宋体"/>
+                <w:b w:val="0"/>
+                <w:sz w:val="18"/>
+              </w:rPr>
+              <w:t>AE 状态机状态</w:t>
+            </w:r>
+          </w:p>
+        </w:tc>
+        <w:tc>
+          <w:tcPr>
+            <w:tcW w:type="dxa" w:w="3969"/>
+          </w:tcPr>
+          <w:p>
+            <w:pPr>
+              <w:spacing w:line="264" w:lineRule="auto" w:after="0"/>
+            </w:pPr>
+            <w:r/>
+            <w:r>
+              <w:rPr>
+                <w:rFonts w:ascii="Times New Roman" w:hAnsi="Times New Roman" w:eastAsia="宋体"/>
+                <w:b w:val="0"/>
+                <w:sz w:val="18"/>
+              </w:rPr>
+              <w:t>0=等 init 表 / 1=稳定计时 / 2=闭环 / 3=冻结</w:t>
+            </w:r>
+          </w:p>
+        </w:tc>
+      </w:tr>
+      <w:tr>
+        <w:tc>
+          <w:tcPr>
+            <w:tcW w:type="dxa" w:w="850"/>
+          </w:tcPr>
+          <w:p>
+            <w:pPr>
+              <w:spacing w:line="264" w:lineRule="auto" w:after="0"/>
+            </w:pPr>
+            <w:r/>
+            <w:r>
+              <w:rPr>
+                <w:rFonts w:ascii="Times New Roman" w:hAnsi="Times New Roman" w:eastAsia="宋体"/>
+                <w:b w:val="0"/>
+                <w:sz w:val="18"/>
+              </w:rPr>
+              <w:t>M</w:t>
+            </w:r>
+          </w:p>
+        </w:tc>
+        <w:tc>
+          <w:tcPr>
+            <w:tcW w:type="dxa" w:w="1474"/>
+          </w:tcPr>
+          <w:p>
+            <w:pPr>
+              <w:spacing w:line="264" w:lineRule="auto" w:after="0"/>
+            </w:pPr>
+            <w:r/>
+            <w:r>
+              <w:rPr>
+                <w:rFonts w:ascii="Times New Roman" w:hAnsi="Times New Roman" w:eastAsia="宋体"/>
+                <w:b w:val="0"/>
+                <w:sz w:val="18"/>
+              </w:rPr>
+              <w:t>2 位十六进制</w:t>
+            </w:r>
+          </w:p>
+        </w:tc>
+        <w:tc>
+          <w:tcPr>
+            <w:tcW w:type="dxa" w:w="2835"/>
+          </w:tcPr>
+          <w:p>
+            <w:pPr>
+              <w:spacing w:line="264" w:lineRule="auto" w:after="0"/>
+            </w:pPr>
+            <w:r/>
+            <w:r>
+              <w:rPr>
+                <w:rFonts w:ascii="Times New Roman" w:hAnsi="Times New Roman" w:eastAsia="宋体"/>
+                <w:b w:val="0"/>
+                <w:sz w:val="18"/>
+              </w:rPr>
+              <w:t>曲线之前的整帧亮度均值</w:t>
+            </w:r>
+          </w:p>
+        </w:tc>
+        <w:tc>
+          <w:tcPr>
+            <w:tcW w:type="dxa" w:w="3969"/>
+          </w:tcPr>
+          <w:p>
+            <w:pPr>
+              <w:spacing w:line="264" w:lineRule="auto" w:after="0"/>
+            </w:pPr>
+            <w:r/>
+            <w:r>
+              <w:rPr>
+                <w:rFonts w:ascii="Times New Roman" w:hAnsi="Times New Roman" w:eastAsia="宋体"/>
+                <w:b w:val="0"/>
+                <w:sz w:val="18"/>
+              </w:rPr>
+              <w:t>直接就是 0~255 的码值</w:t>
+            </w:r>
+          </w:p>
+        </w:tc>
+      </w:tr>
+      <w:tr>
+        <w:tc>
+          <w:tcPr>
+            <w:tcW w:type="dxa" w:w="850"/>
+          </w:tcPr>
+          <w:p>
+            <w:pPr>
+              <w:spacing w:line="264" w:lineRule="auto" w:after="0"/>
+            </w:pPr>
+            <w:r/>
+            <w:r>
+              <w:rPr>
+                <w:rFonts w:ascii="Times New Roman" w:hAnsi="Times New Roman" w:eastAsia="宋体"/>
+                <w:b w:val="0"/>
+                <w:sz w:val="18"/>
+              </w:rPr>
+              <w:t>W</w:t>
+            </w:r>
+          </w:p>
+        </w:tc>
+        <w:tc>
+          <w:tcPr>
+            <w:tcW w:type="dxa" w:w="1474"/>
+          </w:tcPr>
+          <w:p>
+            <w:pPr>
+              <w:spacing w:line="264" w:lineRule="auto" w:after="0"/>
+            </w:pPr>
+            <w:r/>
+            <w:r>
+              <w:rPr>
+                <w:rFonts w:ascii="Times New Roman" w:hAnsi="Times New Roman" w:eastAsia="宋体"/>
+                <w:b w:val="0"/>
+                <w:sz w:val="18"/>
+              </w:rPr>
+              <w:t>4 位十六进制</w:t>
+            </w:r>
+          </w:p>
+        </w:tc>
+        <w:tc>
+          <w:tcPr>
+            <w:tcW w:type="dxa" w:w="2835"/>
+          </w:tcPr>
+          <w:p>
+            <w:pPr>
+              <w:spacing w:line="264" w:lineRule="auto" w:after="0"/>
+            </w:pPr>
+            <w:r/>
+            <w:r>
+              <w:rPr>
+                <w:rFonts w:ascii="Times New Roman" w:hAnsi="Times New Roman" w:eastAsia="宋体"/>
+                <w:b w:val="0"/>
+                <w:sz w:val="18"/>
+              </w:rPr>
+              <w:t>AWB 施加的 R 增益</w:t>
+            </w:r>
+          </w:p>
+        </w:tc>
+        <w:tc>
+          <w:tcPr>
+            <w:tcW w:type="dxa" w:w="3969"/>
+          </w:tcPr>
+          <w:p>
+            <w:pPr>
+              <w:spacing w:line="264" w:lineRule="auto" w:after="0"/>
+            </w:pPr>
+            <w:r/>
+            <w:r>
+              <w:rPr>
+                <w:rFonts w:ascii="Times New Roman" w:hAnsi="Times New Roman" w:eastAsia="宋体"/>
+                <w:b w:val="0"/>
+                <w:sz w:val="18"/>
+              </w:rPr>
+              <w:t>÷4096 = 倍率。0x1000 = 1.000×，0x158B = 1.346×</w:t>
+            </w:r>
+          </w:p>
+        </w:tc>
+      </w:tr>
+      <w:tr>
+        <w:tc>
+          <w:tcPr>
+            <w:tcW w:type="dxa" w:w="850"/>
+          </w:tcPr>
+          <w:p>
+            <w:pPr>
+              <w:spacing w:line="264" w:lineRule="auto" w:after="0"/>
+            </w:pPr>
+            <w:r/>
+            <w:r>
+              <w:rPr>
+                <w:rFonts w:ascii="Times New Roman" w:hAnsi="Times New Roman" w:eastAsia="宋体"/>
+                <w:b w:val="0"/>
+                <w:sz w:val="18"/>
+              </w:rPr>
+              <w:t>B</w:t>
+            </w:r>
+          </w:p>
+        </w:tc>
+        <w:tc>
+          <w:tcPr>
+            <w:tcW w:type="dxa" w:w="1474"/>
+          </w:tcPr>
+          <w:p>
+            <w:pPr>
+              <w:spacing w:line="264" w:lineRule="auto" w:after="0"/>
+            </w:pPr>
+            <w:r/>
+            <w:r>
+              <w:rPr>
+                <w:rFonts w:ascii="Times New Roman" w:hAnsi="Times New Roman" w:eastAsia="宋体"/>
+                <w:b w:val="0"/>
+                <w:sz w:val="18"/>
+              </w:rPr>
+              <w:t>4 位十六进制</w:t>
+            </w:r>
+          </w:p>
+        </w:tc>
+        <w:tc>
+          <w:tcPr>
+            <w:tcW w:type="dxa" w:w="2835"/>
+          </w:tcPr>
+          <w:p>
+            <w:pPr>
+              <w:spacing w:line="264" w:lineRule="auto" w:after="0"/>
+            </w:pPr>
+            <w:r/>
+            <w:r>
+              <w:rPr>
+                <w:rFonts w:ascii="Times New Roman" w:hAnsi="Times New Roman" w:eastAsia="宋体"/>
+                <w:b w:val="0"/>
+                <w:sz w:val="18"/>
+              </w:rPr>
+              <w:t>AWB 施加的 B 增益</w:t>
+            </w:r>
+          </w:p>
+        </w:tc>
+        <w:tc>
+          <w:tcPr>
+            <w:tcW w:type="dxa" w:w="3969"/>
+          </w:tcPr>
+          <w:p>
+            <w:pPr>
+              <w:spacing w:line="264" w:lineRule="auto" w:after="0"/>
+            </w:pPr>
+            <w:r/>
+            <w:r>
+              <w:rPr>
+                <w:rFonts w:ascii="Times New Roman" w:hAnsi="Times New Roman" w:eastAsia="宋体"/>
+                <w:b w:val="0"/>
+                <w:sz w:val="18"/>
+              </w:rPr>
+              <w:t>同上</w:t>
+            </w:r>
+          </w:p>
+        </w:tc>
+      </w:tr>
+    </w:tbl>
+    <w:p>
+      <w:pPr>
+        <w:spacing w:before="180" w:after="80"/>
+      </w:pPr>
+      <w:r>
+        <w:rPr>
+          <w:rFonts w:ascii="Times New Roman" w:hAnsi="Times New Roman" w:eastAsia="宋体"/>
+          <w:b/>
+          <w:sz w:val="24"/>
+        </w:rPr>
+        <w:t>8.2  第 2 行：AE 决策链的中间变量</w:t>
+      </w:r>
+    </w:p>
+    <w:p>
+      <w:pPr>
+        <w:spacing w:line="336" w:lineRule="auto" w:after="80"/>
+      </w:pPr>
+      <w:r>
+        <w:rPr>
+          <w:rFonts w:ascii="Times New Roman" w:hAnsi="Times New Roman" w:eastAsia="宋体"/>
+          <w:b w:val="0"/>
+          <w:sz w:val="22"/>
+        </w:rPr>
+        <w:t>格式：F&lt;can&gt;&lt;frm&gt;&lt;req&gt;&lt;aec&gt;&lt;cam&gt;T&lt;settle2&gt;N&lt;next2&gt;D&lt;dec2&gt;U&lt;inc2&gt;，前 5 个是 0/1 标志位，后 4 个是两位十六进制数。</w:t>
+      </w:r>
+    </w:p>
+    <w:p>
+      <w:pPr>
+        <w:spacing w:line="324" w:lineRule="auto" w:after="40"/>
+        <w:ind w:left="220"/>
+      </w:pPr>
+      <w:r>
+        <w:rPr>
+          <w:rFonts w:ascii="Times New Roman" w:hAnsi="Times New Roman" w:eastAsia="宋体"/>
+          <w:b w:val="0"/>
+          <w:sz w:val="22"/>
+        </w:rPr>
+        <w:t>· can = 是否可以动作（稳定期结束且帧有效）；frm = 本帧统计是否有效；req = 是否有待发的寄存器请求；aec = AE 表配置是否完成；cam = 摄像头 init 表是否下载完。</w:t>
+      </w:r>
+    </w:p>
+    <w:p>
+      <w:pPr>
+        <w:spacing w:line="324" w:lineRule="auto" w:after="40"/>
+        <w:ind w:left="220"/>
+      </w:pPr>
+      <w:r>
+        <w:rPr>
+          <w:rFonts w:ascii="Times New Roman" w:hAnsi="Times New Roman" w:eastAsia="宋体"/>
+          <w:b w:val="0"/>
+          <w:sz w:val="22"/>
+        </w:rPr>
+        <w:t>· T = 稳定计时器当前值；N = 下一档增益索引；D = 若降档会到多少；U = 若升档会到多少。</w:t>
+      </w:r>
+    </w:p>
+    <w:p>
+      <w:pPr>
+        <w:spacing w:line="336" w:lineRule="auto" w:after="80"/>
+        <w:ind w:firstLine="440"/>
+      </w:pPr>
+      <w:r>
+        <w:rPr>
+          <w:rFonts w:ascii="Times New Roman" w:hAnsi="Times New Roman" w:eastAsia="宋体"/>
+          <w:b w:val="0"/>
+          <w:sz w:val="22"/>
+        </w:rPr>
+        <w:t>★读数值要小心★：小字号下 '7' 和 '2' 很容易看错（'7' 的顶行是满宽 5 格、'2' 的顶行是 01110）。本项目曾经把 gi=0x7F 误读成 0x2E，导致在「AE 不动作」这个假问题上花了好几个小时。关键数值请放大截图，或者直接用 8.3 的方法交叉验算。</w:t>
+      </w:r>
+    </w:p>
+    <w:p>
+      <w:pPr>
+        <w:spacing w:before="180" w:after="80"/>
+      </w:pPr>
+      <w:r>
+        <w:rPr>
+          <w:rFonts w:ascii="Times New Roman" w:hAnsi="Times New Roman" w:eastAsia="宋体"/>
+          <w:b/>
+          <w:sz w:val="24"/>
+        </w:rPr>
+        <w:t>8.3  交叉验算（防读错）</w:t>
+      </w:r>
+    </w:p>
+    <w:p>
+      <w:pPr>
+        <w:spacing w:line="336" w:lineRule="auto" w:after="80"/>
+        <w:ind w:firstLine="440"/>
+      </w:pPr>
+      <w:r>
+        <w:rPr>
+          <w:rFonts w:ascii="Times New Roman" w:hAnsi="Times New Roman" w:eastAsia="宋体"/>
+          <w:b w:val="0"/>
+          <w:sz w:val="22"/>
+        </w:rPr>
+        <w:t>U 与 D 必须满足：U = min(127, gi + step)、D = max(0, gi − step)，step ≤ 8。如果你读出的 gi、U、D 三者凑不出这个关系，那就是字号看错了，不是 RTL 错。</w:t>
+      </w:r>
+    </w:p>
+    <w:p>
+      <w:pPr>
+        <w:spacing w:before="240" w:after="100"/>
+      </w:pPr>
+      <w:r>
+        <w:rPr>
+          <w:rFonts w:ascii="Times New Roman" w:hAnsi="Times New Roman" w:eastAsia="宋体"/>
+          <w:b/>
+          <w:sz w:val="28"/>
+        </w:rPr>
+        <w:t>9  版本与回滚</w:t>
+      </w:r>
+    </w:p>
+    <w:p>
+      <w:pPr>
+        <w:spacing w:line="336" w:lineRule="auto" w:after="80"/>
+        <w:ind w:firstLine="440"/>
+      </w:pPr>
+      <w:r>
+        <w:rPr>
+          <w:rFonts w:ascii="Times New Roman" w:hAnsi="Times New Roman" w:eastAsia="宋体"/>
+          <w:b w:val="0"/>
+          <w:sz w:val="22"/>
+        </w:rPr>
+        <w:t>proj/releases/ 下现有 34 个版本目录，每个都含 .bit、压缩版 .bit、route.qor、camera_to_dsi_display_phy.area 与 readMe.txt。</w:t>
+      </w:r>
+    </w:p>
+    <w:p>
+      <w:pPr>
+        <w:spacing w:line="336" w:lineRule="auto" w:after="80"/>
+      </w:pPr>
+      <w:r>
+        <w:rPr>
+          <w:rFonts w:ascii="Times New Roman" w:hAnsi="Times New Roman" w:eastAsia="宋体"/>
+          <w:b w:val="0"/>
+          <w:sz w:val="22"/>
+        </w:rPr>
+        <w:t>★所有 .bit 的大小都恰好是 1 789 539 字节★，所以「大小对」不能证明「版本对」，必须比 md5。烧录前一定要核对 md5。</w:t>
+      </w:r>
+    </w:p>
+    <w:tbl>
+      <w:tblPr>
+        <w:tblStyle w:val="TableGrid"/>
+        <w:tblW w:type="auto" w:w="0"/>
+        <w:tblLook w:firstColumn="1" w:firstRow="1" w:lastColumn="0" w:lastRow="0" w:noHBand="0" w:noVBand="1" w:val="04A0"/>
+      </w:tblPr>
+      <w:tblGrid>
+        <w:gridCol w:w="3022"/>
+        <w:gridCol w:w="3022"/>
+        <w:gridCol w:w="3022"/>
+      </w:tblGrid>
+      <w:tr>
+        <w:tc>
+          <w:tcPr>
+            <w:tcW w:type="dxa" w:w="1814"/>
+          </w:tcPr>
+          <w:p>
+            <w:pPr>
+              <w:spacing w:line="264" w:lineRule="auto" w:after="0"/>
+            </w:pPr>
+            <w:r/>
+            <w:r>
+              <w:rPr>
+                <w:rFonts w:ascii="Times New Roman" w:hAnsi="Times New Roman" w:eastAsia="宋体"/>
+                <w:b/>
+                <w:sz w:val="18"/>
+              </w:rPr>
+              <w:t>用途</w:t>
+            </w:r>
+          </w:p>
+        </w:tc>
+        <w:tc>
+          <w:tcPr>
+            <w:tcW w:type="dxa" w:w="4195"/>
+          </w:tcPr>
+          <w:p>
+            <w:pPr>
+              <w:spacing w:line="264" w:lineRule="auto" w:after="0"/>
+            </w:pPr>
+            <w:r/>
+            <w:r>
+              <w:rPr>
+                <w:rFonts w:ascii="Times New Roman" w:hAnsi="Times New Roman" w:eastAsia="宋体"/>
+                <w:b/>
+                <w:sz w:val="18"/>
+              </w:rPr>
+              <w:t>目录</w:t>
+            </w:r>
+          </w:p>
+        </w:tc>
+        <w:tc>
+          <w:tcPr>
+            <w:tcW w:type="dxa" w:w="2494"/>
+          </w:tcPr>
+          <w:p>
+            <w:pPr>
+              <w:spacing w:line="264" w:lineRule="auto" w:after="0"/>
+            </w:pPr>
+            <w:r/>
+            <w:r>
+              <w:rPr>
+                <w:rFonts w:ascii="Times New Roman" w:hAnsi="Times New Roman" w:eastAsia="宋体"/>
+                <w:b/>
+                <w:sz w:val="18"/>
+              </w:rPr>
+              <w:t>bit md5</w:t>
+            </w:r>
+          </w:p>
+        </w:tc>
+      </w:tr>
+      <w:tr>
+        <w:tc>
+          <w:tcPr>
+            <w:tcW w:type="dxa" w:w="1814"/>
+          </w:tcPr>
+          <w:p>
+            <w:pPr>
+              <w:spacing w:line="264" w:lineRule="auto" w:after="0"/>
+            </w:pPr>
+            <w:r/>
+            <w:r>
+              <w:rPr>
+                <w:rFonts w:ascii="Times New Roman" w:hAnsi="Times New Roman" w:eastAsia="宋体"/>
+                <w:b w:val="0"/>
+                <w:sz w:val="18"/>
+              </w:rPr>
+              <w:t>★当前交付版★</w:t>
+            </w:r>
+          </w:p>
+        </w:tc>
+        <w:tc>
+          <w:tcPr>
+            <w:tcW w:type="dxa" w:w="4195"/>
+          </w:tcPr>
+          <w:p>
+            <w:pPr>
+              <w:spacing w:line="264" w:lineRule="auto" w:after="0"/>
+            </w:pPr>
+            <w:r/>
+            <w:r>
+              <w:rPr>
+                <w:rFonts w:ascii="Times New Roman" w:hAnsi="Times New Roman" w:eastAsia="宋体"/>
+                <w:b w:val="0"/>
+                <w:sz w:val="18"/>
+              </w:rPr>
+              <w:t>2026-10-18_a2_hold60</w:t>
+            </w:r>
+          </w:p>
+        </w:tc>
+        <w:tc>
+          <w:tcPr>
+            <w:tcW w:type="dxa" w:w="2494"/>
+          </w:tcPr>
+          <w:p>
+            <w:pPr>
+              <w:spacing w:line="264" w:lineRule="auto" w:after="0"/>
+            </w:pPr>
+            <w:r/>
+            <w:r>
+              <w:rPr>
+                <w:rFonts w:ascii="Times New Roman" w:hAnsi="Times New Roman" w:eastAsia="宋体"/>
+                <w:b w:val="0"/>
+                <w:sz w:val="18"/>
+              </w:rPr>
+              <w:t>DB39A5CE50591330A6D6E9C0CFCFB2E3</w:t>
+            </w:r>
+          </w:p>
+        </w:tc>
+      </w:tr>
+      <w:tr>
+        <w:tc>
+          <w:tcPr>
+            <w:tcW w:type="dxa" w:w="1814"/>
+          </w:tcPr>
+          <w:p>
+            <w:pPr>
+              <w:spacing w:line="264" w:lineRule="auto" w:after="0"/>
+            </w:pPr>
+            <w:r/>
+            <w:r>
+              <w:rPr>
+                <w:rFonts w:ascii="Times New Roman" w:hAnsi="Times New Roman" w:eastAsia="宋体"/>
+                <w:b w:val="0"/>
+                <w:sz w:val="18"/>
+              </w:rPr>
+              <w:t>已知良好，可回滚</w:t>
+            </w:r>
+          </w:p>
+        </w:tc>
+        <w:tc>
+          <w:tcPr>
+            <w:tcW w:type="dxa" w:w="4195"/>
+          </w:tcPr>
+          <w:p>
+            <w:pPr>
+              <w:spacing w:line="264" w:lineRule="auto" w:after="0"/>
+            </w:pPr>
+            <w:r/>
+            <w:r>
+              <w:rPr>
+                <w:rFonts w:ascii="Times New Roman" w:hAnsi="Times New Roman" w:eastAsia="宋体"/>
+                <w:b w:val="0"/>
+                <w:sz w:val="18"/>
+              </w:rPr>
+              <w:t>2026-10-18_a2_hold（保持窗口 8 帧版）</w:t>
+            </w:r>
+          </w:p>
+        </w:tc>
+        <w:tc>
+          <w:tcPr>
+            <w:tcW w:type="dxa" w:w="2494"/>
+          </w:tcPr>
+          <w:p>
+            <w:pPr>
+              <w:spacing w:line="264" w:lineRule="auto" w:after="0"/>
+            </w:pPr>
+            <w:r/>
+            <w:r>
+              <w:rPr>
+                <w:rFonts w:ascii="Times New Roman" w:hAnsi="Times New Roman" w:eastAsia="宋体"/>
+                <w:b w:val="0"/>
+                <w:sz w:val="18"/>
+              </w:rPr>
+              <w:t>8F17896E045B770AECE1E0AA75CA692C</w:t>
+            </w:r>
+          </w:p>
+        </w:tc>
+      </w:tr>
+      <w:tr>
+        <w:tc>
+          <w:tcPr>
+            <w:tcW w:type="dxa" w:w="1814"/>
+          </w:tcPr>
+          <w:p>
+            <w:pPr>
+              <w:spacing w:line="264" w:lineRule="auto" w:after="0"/>
+            </w:pPr>
+            <w:r/>
+            <w:r>
+              <w:rPr>
+                <w:rFonts w:ascii="Times New Roman" w:hAnsi="Times New Roman" w:eastAsia="宋体"/>
+                <w:b w:val="0"/>
+                <w:sz w:val="18"/>
+              </w:rPr>
+              <w:t>已知良好，可回滚</w:t>
+            </w:r>
+          </w:p>
+        </w:tc>
+        <w:tc>
+          <w:tcPr>
+            <w:tcW w:type="dxa" w:w="4195"/>
+          </w:tcPr>
+          <w:p>
+            <w:pPr>
+              <w:spacing w:line="264" w:lineRule="auto" w:after="0"/>
+            </w:pPr>
+            <w:r/>
+            <w:r>
+              <w:rPr>
+                <w:rFonts w:ascii="Times New Roman" w:hAnsi="Times New Roman" w:eastAsia="宋体"/>
+                <w:b w:val="0"/>
+                <w:sz w:val="18"/>
+              </w:rPr>
+              <w:t>2026-10-17_baseline_p0_closed（闭环最干净的基线）</w:t>
+            </w:r>
+          </w:p>
+        </w:tc>
+        <w:tc>
+          <w:tcPr>
+            <w:tcW w:type="dxa" w:w="2494"/>
+          </w:tcPr>
+          <w:p>
+            <w:pPr>
+              <w:spacing w:line="264" w:lineRule="auto" w:after="0"/>
+            </w:pPr>
+            <w:r/>
+            <w:r>
+              <w:rPr>
+                <w:rFonts w:ascii="Times New Roman" w:hAnsi="Times New Roman" w:eastAsia="宋体"/>
+                <w:b w:val="0"/>
+                <w:sz w:val="18"/>
+              </w:rPr>
+              <w:t>6CB52C8463FB6E96A7EC7DE69AE6E754</w:t>
+            </w:r>
+          </w:p>
+        </w:tc>
+      </w:tr>
+      <w:tr>
+        <w:tc>
+          <w:tcPr>
+            <w:tcW w:type="dxa" w:w="1814"/>
+          </w:tcPr>
+          <w:p>
+            <w:pPr>
+              <w:spacing w:line="264" w:lineRule="auto" w:after="0"/>
+            </w:pPr>
+            <w:r/>
+            <w:r>
+              <w:rPr>
+                <w:rFonts w:ascii="Times New Roman" w:hAnsi="Times New Roman" w:eastAsia="宋体"/>
+                <w:b w:val="0"/>
+                <w:sz w:val="18"/>
+              </w:rPr>
+              <w:t>★不要用★</w:t>
+            </w:r>
+          </w:p>
+        </w:tc>
+        <w:tc>
+          <w:tcPr>
+            <w:tcW w:type="dxa" w:w="4195"/>
+          </w:tcPr>
+          <w:p>
+            <w:pPr>
+              <w:spacing w:line="264" w:lineRule="auto" w:after="0"/>
+            </w:pPr>
+            <w:r/>
+            <w:r>
+              <w:rPr>
+                <w:rFonts w:ascii="Times New Roman" w:hAnsi="Times New Roman" w:eastAsia="宋体"/>
+                <w:b w:val="0"/>
+                <w:sz w:val="18"/>
+              </w:rPr>
+              <w:t>2026-10-18_a2_hold60_fix9</w:t>
+            </w:r>
+          </w:p>
+        </w:tc>
+        <w:tc>
+          <w:tcPr>
+            <w:tcW w:type="dxa" w:w="2494"/>
+          </w:tcPr>
+          <w:p>
+            <w:pPr>
+              <w:spacing w:line="264" w:lineRule="auto" w:after="0"/>
+            </w:pPr>
+            <w:r/>
+            <w:r>
+              <w:rPr>
+                <w:rFonts w:ascii="Times New Roman" w:hAnsi="Times New Roman" w:eastAsia="宋体"/>
+                <w:b w:val="0"/>
+                <w:sz w:val="18"/>
+              </w:rPr>
+              <w:t>04942553…（WNS 掉到 +2 ps，已回退）</w:t>
+            </w:r>
+          </w:p>
+        </w:tc>
+      </w:tr>
+      <w:tr>
+        <w:tc>
+          <w:tcPr>
+            <w:tcW w:type="dxa" w:w="1814"/>
+          </w:tcPr>
+          <w:p>
+            <w:pPr>
+              <w:spacing w:line="264" w:lineRule="auto" w:after="0"/>
+            </w:pPr>
+            <w:r/>
+            <w:r>
+              <w:rPr>
+                <w:rFonts w:ascii="Times New Roman" w:hAnsi="Times New Roman" w:eastAsia="宋体"/>
+                <w:b w:val="0"/>
+                <w:sz w:val="18"/>
+              </w:rPr>
+              <w:t>原厂基线</w:t>
+            </w:r>
+          </w:p>
+        </w:tc>
+        <w:tc>
+          <w:tcPr>
+            <w:tcW w:type="dxa" w:w="4195"/>
+          </w:tcPr>
+          <w:p>
+            <w:pPr>
+              <w:spacing w:line="264" w:lineRule="auto" w:after="0"/>
+            </w:pPr>
+            <w:r/>
+            <w:r>
+              <w:rPr>
+                <w:rFonts w:ascii="Times New Roman" w:hAnsi="Times New Roman" w:eastAsia="宋体"/>
+                <w:b w:val="0"/>
+                <w:sz w:val="18"/>
+              </w:rPr>
+              <w:t>lab3_vendor_2026-09-10</w:t>
+            </w:r>
+          </w:p>
+        </w:tc>
+        <w:tc>
+          <w:tcPr>
+            <w:tcW w:type="dxa" w:w="2494"/>
+          </w:tcPr>
+          <w:p>
+            <w:pPr>
+              <w:spacing w:line="264" w:lineRule="auto" w:after="0"/>
+            </w:pPr>
+            <w:r/>
+            <w:r>
+              <w:rPr>
+                <w:rFonts w:ascii="Times New Roman" w:hAnsi="Times New Roman" w:eastAsia="宋体"/>
+                <w:b w:val="0"/>
+                <w:sz w:val="18"/>
+              </w:rPr>
+              <w:t>B12FF9AE…（未改过的官方例程）</w:t>
+            </w:r>
+          </w:p>
+        </w:tc>
+      </w:tr>
+    </w:tbl>
+    <w:p>
+      <w:pPr>
+        <w:spacing w:line="336" w:lineRule="auto" w:after="80"/>
+        <w:ind w:firstLine="440"/>
+      </w:pPr>
+      <w:r>
+        <w:rPr>
+          <w:rFonts w:ascii="Times New Roman" w:hAnsi="Times New Roman" w:eastAsia="宋体"/>
+          <w:b w:val="0"/>
+          <w:sz w:val="22"/>
+        </w:rPr>
+        <w:t>板子烧坏了怎么救：先烧一个「已知良好」的版本确认硬件没坏，再回去查自己改的东西。烧完必须拔电 5 秒重新上电（不是按复位键），因为摄像头 init 表与传感器状态只在冷启动时重来。</w:t>
+      </w:r>
+    </w:p>
+    <w:p>
+      <w:pPr>
+        <w:spacing w:before="240" w:after="100"/>
+      </w:pPr>
+      <w:r>
+        <w:rPr>
+          <w:rFonts w:ascii="Times New Roman" w:hAnsi="Times New Roman" w:eastAsia="宋体"/>
+          <w:b/>
+          <w:sz w:val="28"/>
+        </w:rPr>
+        <w:t>10  当前仍未解决的问题</w:t>
+      </w:r>
+    </w:p>
+    <w:p>
+      <w:pPr>
+        <w:spacing w:line="336" w:lineRule="auto" w:after="80"/>
+        <w:ind w:firstLine="440"/>
+      </w:pPr>
+      <w:r>
+        <w:rPr>
+          <w:rFonts w:ascii="Times New Roman" w:hAnsi="Times New Roman" w:eastAsia="宋体"/>
+          <w:b w:val="0"/>
+          <w:sz w:val="22"/>
+        </w:rPr>
+        <w:t>以下都是截至 2026-10-20 的真实状态，不是「待办猜测」：</w:t>
+      </w:r>
+    </w:p>
+    <w:tbl>
+      <w:tblPr>
+        <w:tblStyle w:val="TableGrid"/>
+        <w:tblW w:type="auto" w:w="0"/>
+        <w:tblLook w:firstColumn="1" w:firstRow="1" w:lastColumn="0" w:lastRow="0" w:noHBand="0" w:noVBand="1" w:val="04A0"/>
+      </w:tblPr>
+      <w:tblGrid>
+        <w:gridCol w:w="2266"/>
+        <w:gridCol w:w="2266"/>
+        <w:gridCol w:w="2266"/>
+        <w:gridCol w:w="2266"/>
+      </w:tblGrid>
+      <w:tr>
+        <w:tc>
+          <w:tcPr>
+            <w:tcW w:type="dxa" w:w="567"/>
+          </w:tcPr>
+          <w:p>
+            <w:pPr>
+              <w:spacing w:line="264" w:lineRule="auto" w:after="0"/>
+            </w:pPr>
+            <w:r/>
+            <w:r>
+              <w:rPr>
+                <w:rFonts w:ascii="Times New Roman" w:hAnsi="Times New Roman" w:eastAsia="宋体"/>
+                <w:b/>
+                <w:sz w:val="18"/>
+              </w:rPr>
+              <w:t>编号</w:t>
+            </w:r>
+          </w:p>
+        </w:tc>
+        <w:tc>
+          <w:tcPr>
+            <w:tcW w:type="dxa" w:w="2608"/>
+          </w:tcPr>
+          <w:p>
+            <w:pPr>
+              <w:spacing w:line="264" w:lineRule="auto" w:after="0"/>
+            </w:pPr>
+            <w:r/>
+            <w:r>
+              <w:rPr>
+                <w:rFonts w:ascii="Times New Roman" w:hAnsi="Times New Roman" w:eastAsia="宋体"/>
+                <w:b/>
+                <w:sz w:val="18"/>
+              </w:rPr>
+              <w:t>问题</w:t>
+            </w:r>
+          </w:p>
+        </w:tc>
+        <w:tc>
+          <w:tcPr>
+            <w:tcW w:type="dxa" w:w="3402"/>
+          </w:tcPr>
+          <w:p>
+            <w:pPr>
+              <w:spacing w:line="264" w:lineRule="auto" w:after="0"/>
+            </w:pPr>
+            <w:r/>
+            <w:r>
+              <w:rPr>
+                <w:rFonts w:ascii="Times New Roman" w:hAnsi="Times New Roman" w:eastAsia="宋体"/>
+                <w:b/>
+                <w:sz w:val="18"/>
+              </w:rPr>
+              <w:t>当前状态</w:t>
+            </w:r>
+          </w:p>
+        </w:tc>
+        <w:tc>
+          <w:tcPr>
+            <w:tcW w:type="dxa" w:w="2041"/>
+          </w:tcPr>
+          <w:p>
+            <w:pPr>
+              <w:spacing w:line="264" w:lineRule="auto" w:after="0"/>
+            </w:pPr>
+            <w:r/>
+            <w:r>
+              <w:rPr>
+                <w:rFonts w:ascii="Times New Roman" w:hAnsi="Times New Roman" w:eastAsia="宋体"/>
+                <w:b/>
+                <w:sz w:val="18"/>
+              </w:rPr>
+              <w:t>影响</w:t>
+            </w:r>
+          </w:p>
+        </w:tc>
+      </w:tr>
+      <w:tr>
+        <w:tc>
+          <w:tcPr>
+            <w:tcW w:type="dxa" w:w="567"/>
+          </w:tcPr>
+          <w:p>
+            <w:pPr>
+              <w:spacing w:line="264" w:lineRule="auto" w:after="0"/>
+            </w:pPr>
+            <w:r/>
+            <w:r>
+              <w:rPr>
+                <w:rFonts w:ascii="Times New Roman" w:hAnsi="Times New Roman" w:eastAsia="宋体"/>
+                <w:b w:val="0"/>
+                <w:sz w:val="18"/>
+              </w:rPr>
+              <w:t>1</w:t>
+            </w:r>
+          </w:p>
+        </w:tc>
+        <w:tc>
+          <w:tcPr>
+            <w:tcW w:type="dxa" w:w="2608"/>
+          </w:tcPr>
+          <w:p>
+            <w:pPr>
+              <w:spacing w:line="264" w:lineRule="auto" w:after="0"/>
+            </w:pPr>
+            <w:r/>
+            <w:r>
+              <w:rPr>
+                <w:rFonts w:ascii="Times New Roman" w:hAnsi="Times New Roman" w:eastAsia="宋体"/>
+                <w:b w:val="0"/>
+                <w:sz w:val="18"/>
+              </w:rPr>
+              <w:t>R/B 相对 G 有约 2~3 码的固定负偏置（与亮度无关）</w:t>
+            </w:r>
+          </w:p>
+        </w:tc>
+        <w:tc>
+          <w:tcPr>
+            <w:tcW w:type="dxa" w:w="3402"/>
+          </w:tcPr>
+          <w:p>
+            <w:pPr>
+              <w:spacing w:line="264" w:lineRule="auto" w:after="0"/>
+            </w:pPr>
+            <w:r/>
+            <w:r>
+              <w:rPr>
+                <w:rFonts w:ascii="Times New Roman" w:hAnsi="Times New Roman" w:eastAsia="宋体"/>
+                <w:b w:val="0"/>
+                <w:sz w:val="18"/>
+              </w:rPr>
+              <w:t>亮场景已进 0.98~1.02 验收带；暗场景仍会偏绿。归属未定案</w:t>
+            </w:r>
+          </w:p>
+        </w:tc>
+        <w:tc>
+          <w:tcPr>
+            <w:tcW w:type="dxa" w:w="2041"/>
+          </w:tcPr>
+          <w:p>
+            <w:pPr>
+              <w:spacing w:line="264" w:lineRule="auto" w:after="0"/>
+            </w:pPr>
+            <w:r/>
+            <w:r>
+              <w:rPr>
+                <w:rFonts w:ascii="Times New Roman" w:hAnsi="Times New Roman" w:eastAsia="宋体"/>
+                <w:b w:val="0"/>
+                <w:sz w:val="18"/>
+              </w:rPr>
+              <w:t>画面暗时偏绿；不阻塞交付</w:t>
+            </w:r>
+          </w:p>
+        </w:tc>
+      </w:tr>
+      <w:tr>
+        <w:tc>
+          <w:tcPr>
+            <w:tcW w:type="dxa" w:w="567"/>
+          </w:tcPr>
+          <w:p>
+            <w:pPr>
+              <w:spacing w:line="264" w:lineRule="auto" w:after="0"/>
+            </w:pPr>
+            <w:r/>
+            <w:r>
+              <w:rPr>
+                <w:rFonts w:ascii="Times New Roman" w:hAnsi="Times New Roman" w:eastAsia="宋体"/>
+                <w:b w:val="0"/>
+                <w:sz w:val="18"/>
+              </w:rPr>
+              <w:t>2</w:t>
+            </w:r>
+          </w:p>
+        </w:tc>
+        <w:tc>
+          <w:tcPr>
+            <w:tcW w:type="dxa" w:w="2608"/>
+          </w:tcPr>
+          <w:p>
+            <w:pPr>
+              <w:spacing w:line="264" w:lineRule="auto" w:after="0"/>
+            </w:pPr>
+            <w:r/>
+            <w:r>
+              <w:rPr>
+                <w:rFonts w:ascii="Times New Roman" w:hAnsi="Times New Roman" w:eastAsia="宋体"/>
+                <w:b w:val="0"/>
+                <w:sz w:val="18"/>
+              </w:rPr>
+              <w:t>目标检测只支持「红色」一种颜色特征</w:t>
+            </w:r>
+          </w:p>
+        </w:tc>
+        <w:tc>
+          <w:tcPr>
+            <w:tcW w:type="dxa" w:w="3402"/>
+          </w:tcPr>
+          <w:p>
+            <w:pPr>
+              <w:spacing w:line="264" w:lineRule="auto" w:after="0"/>
+            </w:pPr>
+            <w:r/>
+            <w:r>
+              <w:rPr>
+                <w:rFonts w:ascii="Times New Roman" w:hAnsi="Times New Roman" w:eastAsia="宋体"/>
+                <w:b w:val="0"/>
+                <w:sz w:val="18"/>
+              </w:rPr>
+              <w:t>16×9 块级 + 两帧确认 + 孤立块滤除 + 60 帧保持，已上板验收通过</w:t>
+            </w:r>
+          </w:p>
+        </w:tc>
+        <w:tc>
+          <w:tcPr>
+            <w:tcW w:type="dxa" w:w="2041"/>
+          </w:tcPr>
+          <w:p>
+            <w:pPr>
+              <w:spacing w:line="264" w:lineRule="auto" w:after="0"/>
+            </w:pPr>
+            <w:r/>
+            <w:r>
+              <w:rPr>
+                <w:rFonts w:ascii="Times New Roman" w:hAnsi="Times New Roman" w:eastAsia="宋体"/>
+                <w:b w:val="0"/>
+                <w:sz w:val="18"/>
+              </w:rPr>
+              <w:t>换别的颜色需要改 obj_detect.v 的三个阈值参数</w:t>
+            </w:r>
+          </w:p>
+        </w:tc>
+      </w:tr>
+      <w:tr>
+        <w:tc>
+          <w:tcPr>
+            <w:tcW w:type="dxa" w:w="567"/>
+          </w:tcPr>
+          <w:p>
+            <w:pPr>
+              <w:spacing w:line="264" w:lineRule="auto" w:after="0"/>
+            </w:pPr>
+            <w:r/>
+            <w:r>
+              <w:rPr>
+                <w:rFonts w:ascii="Times New Roman" w:hAnsi="Times New Roman" w:eastAsia="宋体"/>
+                <w:b w:val="0"/>
+                <w:sz w:val="18"/>
+              </w:rPr>
+              <w:t>3</w:t>
+            </w:r>
+          </w:p>
+        </w:tc>
+        <w:tc>
+          <w:tcPr>
+            <w:tcW w:type="dxa" w:w="2608"/>
+          </w:tcPr>
+          <w:p>
+            <w:pPr>
+              <w:spacing w:line="264" w:lineRule="auto" w:after="0"/>
+            </w:pPr>
+            <w:r/>
+            <w:r>
+              <w:rPr>
+                <w:rFonts w:ascii="Times New Roman" w:hAnsi="Times New Roman" w:eastAsia="宋体"/>
+                <w:b w:val="0"/>
+                <w:sz w:val="18"/>
+              </w:rPr>
+              <w:t>运动检测对「整幅画面突然变暗」不敏感</w:t>
+            </w:r>
+          </w:p>
+        </w:tc>
+        <w:tc>
+          <w:tcPr>
+            <w:tcW w:type="dxa" w:w="3402"/>
+          </w:tcPr>
+          <w:p>
+            <w:pPr>
+              <w:spacing w:line="264" w:lineRule="auto" w:after="0"/>
+            </w:pPr>
+            <w:r/>
+            <w:r>
+              <w:rPr>
+                <w:rFonts w:ascii="Times New Roman" w:hAnsi="Times New Roman" w:eastAsia="宋体"/>
+                <w:b w:val="0"/>
+                <w:sz w:val="18"/>
+              </w:rPr>
+              <w:t>块均值同时下降时块间差异拉不开，属算法固有特性，不是 bug</w:t>
+            </w:r>
+          </w:p>
+        </w:tc>
+        <w:tc>
+          <w:tcPr>
+            <w:tcW w:type="dxa" w:w="2041"/>
+          </w:tcPr>
+          <w:p>
+            <w:pPr>
+              <w:spacing w:line="264" w:lineRule="auto" w:after="0"/>
+            </w:pPr>
+            <w:r/>
+            <w:r>
+              <w:rPr>
+                <w:rFonts w:ascii="Times New Roman" w:hAnsi="Times New Roman" w:eastAsia="宋体"/>
+                <w:b w:val="0"/>
+                <w:sz w:val="18"/>
+              </w:rPr>
+              <w:t>现场开关灯不会误报，但也检测不到</w:t>
+            </w:r>
+          </w:p>
+        </w:tc>
+      </w:tr>
+      <w:tr>
+        <w:tc>
+          <w:tcPr>
+            <w:tcW w:type="dxa" w:w="567"/>
+          </w:tcPr>
+          <w:p>
+            <w:pPr>
+              <w:spacing w:line="264" w:lineRule="auto" w:after="0"/>
+            </w:pPr>
+            <w:r/>
+            <w:r>
+              <w:rPr>
+                <w:rFonts w:ascii="Times New Roman" w:hAnsi="Times New Roman" w:eastAsia="宋体"/>
+                <w:b w:val="0"/>
+                <w:sz w:val="18"/>
+              </w:rPr>
+              <w:t>4</w:t>
+            </w:r>
+          </w:p>
+        </w:tc>
+        <w:tc>
+          <w:tcPr>
+            <w:tcW w:type="dxa" w:w="2608"/>
+          </w:tcPr>
+          <w:p>
+            <w:pPr>
+              <w:spacing w:line="264" w:lineRule="auto" w:after="0"/>
+            </w:pPr>
+            <w:r/>
+            <w:r>
+              <w:rPr>
+                <w:rFonts w:ascii="Times New Roman" w:hAnsi="Times New Roman" w:eastAsia="宋体"/>
+                <w:b w:val="0"/>
+                <w:sz w:val="18"/>
+              </w:rPr>
+              <w:t>OSD 画面顶部第 0~3 行有品红瞬态</w:t>
+            </w:r>
+          </w:p>
+        </w:tc>
+        <w:tc>
+          <w:tcPr>
+            <w:tcW w:type="dxa" w:w="3402"/>
+          </w:tcPr>
+          <w:p>
+            <w:pPr>
+              <w:spacing w:line="264" w:lineRule="auto" w:after="0"/>
+            </w:pPr>
+            <w:r/>
+            <w:r>
+              <w:rPr>
+                <w:rFonts w:ascii="Times New Roman" w:hAnsi="Times New Roman" w:eastAsia="宋体"/>
+                <w:b w:val="0"/>
+                <w:sz w:val="18"/>
+              </w:rPr>
+              <w:t>1080 行里坏 3 行，一直存在，未定位到具体模块</w:t>
+            </w:r>
+          </w:p>
+        </w:tc>
+        <w:tc>
+          <w:tcPr>
+            <w:tcW w:type="dxa" w:w="2041"/>
+          </w:tcPr>
+          <w:p>
+            <w:pPr>
+              <w:spacing w:line="264" w:lineRule="auto" w:after="0"/>
+            </w:pPr>
+            <w:r/>
+            <w:r>
+              <w:rPr>
+                <w:rFonts w:ascii="Times New Roman" w:hAnsi="Times New Roman" w:eastAsia="宋体"/>
+                <w:b w:val="0"/>
+                <w:sz w:val="18"/>
+              </w:rPr>
+              <w:t>可忽略；1080 行里 3 行</w:t>
+            </w:r>
+          </w:p>
+        </w:tc>
+      </w:tr>
+      <w:tr>
+        <w:tc>
+          <w:tcPr>
+            <w:tcW w:type="dxa" w:w="567"/>
+          </w:tcPr>
+          <w:p>
+            <w:pPr>
+              <w:spacing w:line="264" w:lineRule="auto" w:after="0"/>
+            </w:pPr>
+            <w:r/>
+            <w:r>
+              <w:rPr>
+                <w:rFonts w:ascii="Times New Roman" w:hAnsi="Times New Roman" w:eastAsia="宋体"/>
+                <w:b w:val="0"/>
+                <w:sz w:val="18"/>
+              </w:rPr>
+              <w:t>5</w:t>
+            </w:r>
+          </w:p>
+        </w:tc>
+        <w:tc>
+          <w:tcPr>
+            <w:tcW w:type="dxa" w:w="2608"/>
+          </w:tcPr>
+          <w:p>
+            <w:pPr>
+              <w:spacing w:line="264" w:lineRule="auto" w:after="0"/>
+            </w:pPr>
+            <w:r/>
+            <w:r>
+              <w:rPr>
+                <w:rFonts w:ascii="Times New Roman" w:hAnsi="Times New Roman" w:eastAsia="宋体"/>
+                <w:b w:val="0"/>
+                <w:sz w:val="18"/>
+              </w:rPr>
+              <w:t>QSPI 固化未做</w:t>
+            </w:r>
+          </w:p>
+        </w:tc>
+        <w:tc>
+          <w:tcPr>
+            <w:tcW w:type="dxa" w:w="3402"/>
+          </w:tcPr>
+          <w:p>
+            <w:pPr>
+              <w:spacing w:line="264" w:lineRule="auto" w:after="0"/>
+            </w:pPr>
+            <w:r/>
+            <w:r>
+              <w:rPr>
+                <w:rFonts w:ascii="Times New Roman" w:hAnsi="Times New Roman" w:eastAsia="宋体"/>
+                <w:b w:val="0"/>
+                <w:sz w:val="18"/>
+              </w:rPr>
+              <w:t>板载 N25Q128 就是配置 Flash，用 TD 的 Program Flash 写入即可，不需要写 RTL 加载器；但尚未执行</w:t>
+            </w:r>
+          </w:p>
+        </w:tc>
+        <w:tc>
+          <w:tcPr>
+            <w:tcW w:type="dxa" w:w="2041"/>
+          </w:tcPr>
+          <w:p>
+            <w:pPr>
+              <w:spacing w:line="264" w:lineRule="auto" w:after="0"/>
+            </w:pPr>
+            <w:r/>
+            <w:r>
+              <w:rPr>
+                <w:rFonts w:ascii="Times New Roman" w:hAnsi="Times New Roman" w:eastAsia="宋体"/>
+                <w:b w:val="0"/>
+                <w:sz w:val="18"/>
+              </w:rPr>
+              <w:t>★竞赛硬性要求：最终设计必须上电即可运行★，这是通过/不通过级别</w:t>
+            </w:r>
+          </w:p>
+        </w:tc>
+      </w:tr>
+      <w:tr>
+        <w:tc>
+          <w:tcPr>
+            <w:tcW w:type="dxa" w:w="567"/>
+          </w:tcPr>
+          <w:p>
+            <w:pPr>
+              <w:spacing w:line="264" w:lineRule="auto" w:after="0"/>
+            </w:pPr>
+            <w:r/>
+            <w:r>
+              <w:rPr>
+                <w:rFonts w:ascii="Times New Roman" w:hAnsi="Times New Roman" w:eastAsia="宋体"/>
+                <w:b w:val="0"/>
+                <w:sz w:val="18"/>
+              </w:rPr>
+              <w:t>6</w:t>
+            </w:r>
+          </w:p>
+        </w:tc>
+        <w:tc>
+          <w:tcPr>
+            <w:tcW w:type="dxa" w:w="2608"/>
+          </w:tcPr>
+          <w:p>
+            <w:pPr>
+              <w:spacing w:line="264" w:lineRule="auto" w:after="0"/>
+            </w:pPr>
+            <w:r/>
+            <w:r>
+              <w:rPr>
+                <w:rFonts w:ascii="Times New Roman" w:hAnsi="Times New Roman" w:eastAsia="宋体"/>
+                <w:b w:val="0"/>
+                <w:sz w:val="18"/>
+              </w:rPr>
+              <w:t>报告仍缺实物照片、系统框图以外的插图、心得正文</w:t>
+            </w:r>
+          </w:p>
+        </w:tc>
+        <w:tc>
+          <w:tcPr>
+            <w:tcW w:type="dxa" w:w="3402"/>
+          </w:tcPr>
+          <w:p>
+            <w:pPr>
+              <w:spacing w:line="264" w:lineRule="auto" w:after="0"/>
+            </w:pPr>
+            <w:r/>
+            <w:r>
+              <w:rPr>
+                <w:rFonts w:ascii="Times New Roman" w:hAnsi="Times New Roman" w:eastAsia="宋体"/>
+                <w:b w:val="0"/>
+                <w:sz w:val="18"/>
+              </w:rPr>
+              <w:t>框图已插入（图 1）；实物照片与心得需负责人本人提供</w:t>
+            </w:r>
+          </w:p>
+        </w:tc>
+        <w:tc>
+          <w:tcPr>
+            <w:tcW w:type="dxa" w:w="2041"/>
+          </w:tcPr>
+          <w:p>
+            <w:pPr>
+              <w:spacing w:line="264" w:lineRule="auto" w:after="0"/>
+            </w:pPr>
+            <w:r/>
+            <w:r>
+              <w:rPr>
+                <w:rFonts w:ascii="Times New Roman" w:hAnsi="Times New Roman" w:eastAsia="宋体"/>
+                <w:b w:val="0"/>
+                <w:sz w:val="18"/>
+              </w:rPr>
+              <w:t>影响报告完整性，不影响设计本身</w:t>
+            </w:r>
+          </w:p>
+        </w:tc>
+      </w:tr>
+    </w:tbl>
+    <w:p>
+      <w:pPr>
+        <w:spacing w:line="336" w:lineRule="auto" w:after="80"/>
+        <w:ind w:firstLine="440"/>
+      </w:pPr>
+      <w:r>
+        <w:rPr>
+          <w:rFonts w:ascii="Times New Roman" w:hAnsi="Times New Roman" w:eastAsia="宋体"/>
+          <w:b w:val="0"/>
+          <w:sz w:val="22"/>
+        </w:rPr>
+        <w:t>时间节点：竞赛要求在 11-04 前提交电子版材料。当前阶段以「把功能做完、做稳」优先，QSPI 固化与实物录像排在最后。</w:t>
+      </w:r>
+    </w:p>
+    <w:p>
+      <w:pPr>
+        <w:spacing w:before="240" w:after="100"/>
+      </w:pPr>
+      <w:r>
+        <w:rPr>
+          <w:rFonts w:ascii="Times New Roman" w:hAnsi="Times New Roman" w:eastAsia="宋体"/>
+          <w:b/>
+          <w:sz w:val="28"/>
+        </w:rPr>
+        <w:t>11  你改代码前必须知道的三个契约</w:t>
+      </w:r>
+    </w:p>
+    <w:p>
+      <w:pPr>
+        <w:spacing w:before="180" w:after="80"/>
+      </w:pPr>
+      <w:r>
+        <w:rPr>
+          <w:rFonts w:ascii="Times New Roman" w:hAnsi="Times New Roman" w:eastAsia="宋体"/>
+          <w:b/>
+          <w:sz w:val="24"/>
+        </w:rPr>
+        <w:t>11.1  OSD 字模的格式（osd_char_lib.v）</w:t>
+      </w:r>
+    </w:p>
+    <w:p>
+      <w:pPr>
+        <w:spacing w:line="336" w:lineRule="auto" w:after="80"/>
+        <w:ind w:firstLine="440"/>
+      </w:pPr>
+      <w:r>
+        <w:rPr>
+          <w:rFonts w:ascii="Times New Roman" w:hAnsi="Times New Roman" w:eastAsia="宋体"/>
+          <w:b w:val="0"/>
+          <w:sz w:val="22"/>
+        </w:rPr>
+        <w:t>字库是纯组合 ROM，3 个端口：I_char[7:0] 字符编码、I_row[3:0] 行号（0~15）、O_row_bits[15:0] 该行的 16 位点阵。</w:t>
+      </w:r>
+    </w:p>
+    <w:p>
+      <w:pPr>
+        <w:spacing w:line="324" w:lineRule="auto" w:after="40"/>
+        <w:ind w:left="220"/>
+      </w:pPr>
+      <w:r>
+        <w:rPr>
+          <w:rFonts w:ascii="Times New Roman" w:hAnsi="Times New Roman" w:eastAsia="宋体"/>
+          <w:b w:val="0"/>
+          <w:sz w:val="22"/>
+        </w:rPr>
+        <w:t>· 字模是 16 列 × 16 行，字形实际只占左侧约 12 列、上方约 13 行，其余补 0。</w:t>
+      </w:r>
+    </w:p>
+    <w:p>
+      <w:pPr>
+        <w:spacing w:line="324" w:lineRule="auto" w:after="40"/>
+        <w:ind w:left="220"/>
+      </w:pPr>
+      <w:r>
+        <w:rPr>
+          <w:rFonts w:ascii="Times New Roman" w:hAnsi="Times New Roman" w:eastAsia="宋体"/>
+          <w:b w:val="0"/>
+          <w:sz w:val="22"/>
+        </w:rPr>
+        <w:t>· ★bit15 对应最左列，bit0 对应最右列★，即「高位在左」。例：16'h1c00 表示 bit12~bit10 亮，也就是第 3~5 列。</w:t>
+      </w:r>
+    </w:p>
+    <w:p>
+      <w:pPr>
+        <w:spacing w:line="324" w:lineRule="auto" w:after="40"/>
+        <w:ind w:left="220"/>
+      </w:pPr>
+      <w:r>
+        <w:rPr>
+          <w:rFonts w:ascii="Times New Roman" w:hAnsi="Times New Roman" w:eastAsia="宋体"/>
+          <w:b w:val="0"/>
+          <w:sz w:val="22"/>
+        </w:rPr>
+        <w:t>· ★没有小写字母★。参数行里需要 x 的地方一律写大写 X（8'h58）。</w:t>
+      </w:r>
+    </w:p>
+    <w:p>
+      <w:pPr>
+        <w:spacing w:line="324" w:lineRule="auto" w:after="40"/>
+        <w:ind w:left="220"/>
+      </w:pPr>
+      <w:r>
+        <w:rPr>
+          <w:rFonts w:ascii="Times New Roman" w:hAnsi="Times New Roman" w:eastAsia="宋体"/>
+          <w:b w:val="0"/>
+          <w:sz w:val="22"/>
+        </w:rPr>
+        <w:t>· 现在共 41 个字符：A~Z、0~9、冒号、连字符、小数点，外加两个自定义编码 8'h80（安）、8'h81（路）。加新字符要三步：加一个 localparam、在 8.1 节的外层 case 里加一个分支、在内层 case(I_row) 里写 16 行行码。</w:t>
+      </w:r>
+    </w:p>
+    <w:p>
+      <w:pPr>
+        <w:spacing w:line="324" w:lineRule="auto" w:after="40"/>
+        <w:ind w:left="220"/>
+      </w:pPr>
+      <w:r>
+        <w:rPr>
+          <w:rFonts w:ascii="Times New Roman" w:hAnsi="Times New Roman" w:eastAsia="宋体"/>
+          <w:b w:val="0"/>
+          <w:sz w:val="22"/>
+        </w:rPr>
+        <w:t>· ★注意★：hdmi_mixer.v 里另有一份内容相同的 function F_osd_char16_row（约 535~632 行），但实际取模走的是 osd_char_lib 这个模块。改字模改模块那份，别只改 function。</w:t>
+      </w:r>
+    </w:p>
+    <w:p>
+      <w:pPr>
+        <w:spacing w:before="180" w:after="80"/>
+      </w:pPr>
+      <w:r>
+        <w:rPr>
+          <w:rFonts w:ascii="Times New Roman" w:hAnsi="Times New Roman" w:eastAsia="宋体"/>
+          <w:b/>
+          <w:sz w:val="24"/>
+        </w:rPr>
+        <w:t>11.2  加一个 OSD 图层要动哪几处（hdmi_mixer.v）</w:t>
+      </w:r>
+    </w:p>
+    <w:p>
+      <w:pPr>
+        <w:spacing w:line="324" w:lineRule="auto" w:after="40"/>
+        <w:ind w:left="220"/>
+      </w:pPr>
+      <w:r>
+        <w:rPr>
+          <w:rFonts w:ascii="Times New Roman" w:hAnsi="Times New Roman" w:eastAsia="宋体"/>
+          <w:b w:val="0"/>
+          <w:sz w:val="22"/>
+        </w:rPr>
+        <w:t>· ① 顶层端口：加你需要的输入信号。</w:t>
+      </w:r>
+    </w:p>
+    <w:p>
+      <w:pPr>
+        <w:spacing w:line="324" w:lineRule="auto" w:after="40"/>
+        <w:ind w:left="220"/>
+      </w:pPr>
+      <w:r>
+        <w:rPr>
+          <w:rFonts w:ascii="Times New Roman" w:hAnsi="Times New Roman" w:eastAsia="宋体"/>
+          <w:b w:val="0"/>
+          <w:sz w:val="22"/>
+        </w:rPr>
+        <w:t>· ② localparam：加窗口坐标（X/Y/W/H）与颜色。★注意所有窗口用的是 1280×720 内部坐标★。</w:t>
+      </w:r>
+    </w:p>
+    <w:p>
+      <w:pPr>
+        <w:spacing w:line="324" w:lineRule="auto" w:after="40"/>
+        <w:ind w:left="220"/>
+      </w:pPr>
+      <w:r>
+        <w:rPr>
+          <w:rFonts w:ascii="Times New Roman" w:hAnsi="Times New Roman" w:eastAsia="宋体"/>
+          <w:b w:val="0"/>
+          <w:sz w:val="22"/>
+        </w:rPr>
+        <w:t>· ③ 打拍同步：跨时钟域进来的信号要打两拍（参考现有的 S_par_sw_1d/2d）。</w:t>
+      </w:r>
+    </w:p>
+    <w:p>
+      <w:pPr>
+        <w:spacing w:line="324" w:lineRule="auto" w:after="40"/>
+        <w:ind w:left="220"/>
+      </w:pPr>
+      <w:r>
+        <w:rPr>
+          <w:rFonts w:ascii="Times New Roman" w:hAnsi="Times New Roman" w:eastAsia="宋体"/>
+          <w:b w:val="0"/>
+          <w:sz w:val="22"/>
+        </w:rPr>
+        <w:t>· ④ 字符预译码：把要显示的字符码提前算好，放进 reg。★窗口宽度超过 256 像素时，字符索引必须用 5bit，用 4bit 会回卷★（参数行就是 512 宽，踩过这个坑）。</w:t>
+      </w:r>
+    </w:p>
+    <w:p>
+      <w:pPr>
+        <w:spacing w:line="324" w:lineRule="auto" w:after="40"/>
+        <w:ind w:left="220"/>
+      </w:pPr>
+      <w:r>
+        <w:rPr>
+          <w:rFonts w:ascii="Times New Roman" w:hAnsi="Times New Roman" w:eastAsia="宋体"/>
+          <w:b w:val="0"/>
+          <w:sz w:val="22"/>
+        </w:rPr>
+        <w:t>· ⑤ 图层判定：插到优先级链里。现有优先级从高到低是 Logo → CNT → MODE → 遥测1 → 遥测2 → 参数行 → 运动框 → 目标框，命中即停止。</w:t>
+      </w:r>
+    </w:p>
+    <w:p>
+      <w:pPr>
+        <w:spacing w:line="324" w:lineRule="auto" w:after="40"/>
+        <w:ind w:left="220"/>
+      </w:pPr>
+      <w:r>
+        <w:rPr>
+          <w:rFonts w:ascii="Times New Roman" w:hAnsi="Times New Roman" w:eastAsia="宋体"/>
+          <w:b w:val="0"/>
+          <w:sz w:val="22"/>
+        </w:rPr>
+        <w:t>· ⑥ 字符 mux：把新图层的字符送进唯一那份 osd_char_lib 例化的输入选择里。</w:t>
+      </w:r>
+    </w:p>
+    <w:p>
+      <w:pPr>
+        <w:spacing w:line="336" w:lineRule="auto" w:after="80"/>
+        <w:ind w:firstLine="440"/>
+      </w:pPr>
+      <w:r>
+        <w:rPr>
+          <w:rFonts w:ascii="Times New Roman" w:hAnsi="Times New Roman" w:eastAsia="宋体"/>
+          <w:b w:val="0"/>
+          <w:sz w:val="22"/>
+        </w:rPr>
+        <w:t>★加图层几乎不额外占 ERAM★，因为所有图层共用一份字符 ROM，靠时分复用切换。但每加一层都要增加 144bit 掩码那条紧张路径上的逻辑，而本项目 slice 已经到 82%，所以★改完必须看 route.qor 的 Setup WNS★。曾经有一次只是把一个组合信号改成寄存器输出，WNS 就从 +104 ps 掉到 +2 ps。</w:t>
+      </w:r>
+    </w:p>
+    <w:p>
+      <w:pPr>
+        <w:spacing w:before="180" w:after="80"/>
+      </w:pPr>
+      <w:r>
+        <w:rPr>
+          <w:rFonts w:ascii="Times New Roman" w:hAnsi="Times New Roman" w:eastAsia="宋体"/>
+          <w:b/>
+          <w:sz w:val="24"/>
+        </w:rPr>
+        <w:t>11.3  S 曲线表的生成与写入</w:t>
+      </w:r>
+    </w:p>
+    <w:p>
+      <w:pPr>
+        <w:spacing w:line="336" w:lineRule="auto" w:after="80"/>
+        <w:ind w:firstLine="440"/>
+      </w:pPr>
+      <w:r>
+        <w:rPr>
+          <w:rFonts w:ascii="Times New Roman" w:hAnsi="Times New Roman" w:eastAsia="宋体"/>
+          <w:b w:val="0"/>
+          <w:sz w:val="22"/>
+        </w:rPr>
+        <w:t>曲线表是 256 行内联在 isp_gamma.v 里的 Verilog 赋值（mem_b00[0] = 8'h00; 这种形式）。★绝对不能用 $readmemh★——TD 的综合工作目录在 run 目录下，相对路径会静默读不到，表全变 0，上板全黑，而所有报告都是正常的。</w:t>
+      </w:r>
+    </w:p>
+    <w:p>
+      <w:pPr>
+        <w:spacing w:line="336" w:lineRule="auto" w:after="80"/>
+        <w:ind w:firstLine="440"/>
+      </w:pPr>
+      <w:r>
+        <w:rPr>
+          <w:rFonts w:ascii="Times New Roman" w:hAnsi="Times New Roman" w:eastAsia="宋体"/>
+          <w:b w:val="0"/>
+          <w:sz w:val="22"/>
+        </w:rPr>
+        <w:t>仓库里现成的脚本：</w:t>
+      </w:r>
+    </w:p>
+    <w:p>
+      <w:pPr>
+        <w:spacing w:line="324" w:lineRule="auto" w:after="40"/>
+        <w:ind w:left="220"/>
+      </w:pPr>
+      <w:r>
+        <w:rPr>
+          <w:rFonts w:ascii="Times New Roman" w:hAnsi="Times New Roman" w:eastAsia="宋体"/>
+          <w:b w:val="0"/>
+          <w:sz w:val="22"/>
+        </w:rPr>
+        <w:t>· _analysis\scripts\gen_gamma_lut_toe.py（8974 B）—— 生成曲线的 Python 实现，改锚点/指数改这里。</w:t>
+      </w:r>
+    </w:p>
+    <w:p>
+      <w:pPr>
+        <w:spacing w:line="324" w:lineRule="auto" w:after="40"/>
+        <w:ind w:left="220"/>
+      </w:pPr>
+      <w:r>
+        <w:rPr>
+          <w:rFonts w:ascii="Times New Roman" w:hAnsi="Times New Roman" w:eastAsia="宋体"/>
+          <w:b w:val="0"/>
+          <w:sz w:val="22"/>
+        </w:rPr>
+        <w:t>· _analysis\scripts\patch_gamma_inline.py（4291 B）—— 把生成的表写进 isp_gamma.v 的内联赋值。</w:t>
+      </w:r>
+    </w:p>
+    <w:p>
+      <w:pPr>
+        <w:spacing w:line="324" w:lineRule="auto" w:after="40"/>
+        <w:ind w:left="220"/>
+      </w:pPr>
+      <w:r>
+        <w:rPr>
+          <w:rFonts w:ascii="Times New Roman" w:hAnsi="Times New Roman" w:eastAsia="宋体"/>
+          <w:b w:val="0"/>
+          <w:sz w:val="22"/>
+        </w:rPr>
+        <w:t>· _analysis\scripts\gen_tb_gamma.py（5304 B）—— 重新生成 TB 里 `include 的 .vh 文件。★改表不同步改 .vh，会出现几百个假 FAIL★。</w:t>
+      </w:r>
+    </w:p>
+    <w:p>
+      <w:pPr>
+        <w:spacing w:line="336" w:lineRule="auto" w:after="80"/>
+        <w:ind w:firstLine="440"/>
+      </w:pPr>
+      <w:r>
+        <w:rPr>
+          <w:rFonts w:ascii="Times New Roman" w:hAnsi="Times New Roman" w:eastAsia="宋体"/>
+          <w:b w:val="0"/>
+          <w:sz w:val="22"/>
+        </w:rPr>
+        <w:t>流程：改 gen_gamma_lut_toe.py 的参数 → 跑它生成 .hex → 跑 patch_gamma_inline.py 写进 RTL → 跑 gen_tb_gamma.py 更新 .vh → 跑 TB → compile_check → 构建。</w:t>
+      </w:r>
+    </w:p>
+    <w:p>
+      <w:pPr>
+        <w:spacing w:before="240" w:after="100"/>
+      </w:pPr>
+      <w:r>
+        <w:rPr>
+          <w:rFonts w:ascii="Times New Roman" w:hAnsi="Times New Roman" w:eastAsia="宋体"/>
+          <w:b/>
+          <w:sz w:val="28"/>
+        </w:rPr>
+        <w:t>12  建议的下一步</w:t>
+      </w:r>
+    </w:p>
+    <w:p>
+      <w:pPr>
+        <w:spacing w:line="336" w:lineRule="auto" w:after="80"/>
+        <w:ind w:firstLine="440"/>
+      </w:pPr>
+      <w:r>
+        <w:rPr>
+          <w:rFonts w:ascii="Times New Roman" w:hAnsi="Times New Roman" w:eastAsia="宋体"/>
+          <w:b w:val="0"/>
+          <w:sz w:val="22"/>
+        </w:rPr>
+        <w:t>按这个顺序做，每一步都能独立验证：</w:t>
+      </w:r>
+    </w:p>
+    <w:p>
+      <w:pPr>
+        <w:spacing w:line="324" w:lineRule="auto" w:after="40"/>
+        <w:ind w:left="220"/>
+      </w:pPr>
+      <w:r>
+        <w:rPr>
+          <w:rFonts w:ascii="Times New Roman" w:hAnsi="Times New Roman" w:eastAsia="宋体"/>
+          <w:b w:val="0"/>
+          <w:sz w:val="22"/>
+        </w:rPr>
+        <w:t>· 先跑 tb_gamma_bp.v，确认能复现当前的表（14 个锚点：0→0, 1→0, 2→0, 4→1, 8→4, 16→11, 32→25, 64→57, 96→92, 128→128, 160→163, 192→196, 224→228, 255→255）。</w:t>
+      </w:r>
+    </w:p>
+    <w:p>
+      <w:pPr>
+        <w:spacing w:line="324" w:lineRule="auto" w:after="40"/>
+        <w:ind w:left="220"/>
+      </w:pPr>
+      <w:r>
+        <w:rPr>
+          <w:rFonts w:ascii="Times New Roman" w:hAnsi="Times New Roman" w:eastAsia="宋体"/>
+          <w:b w:val="0"/>
+          <w:sz w:val="22"/>
+        </w:rPr>
+        <w:t>· 再通读 hdmi_mixer.v 的图层判定链与字符 mux，把「加一层要动哪六处」在纸上标出来。</w:t>
+      </w:r>
+    </w:p>
+    <w:p>
+      <w:pPr>
+        <w:spacing w:line="324" w:lineRule="auto" w:after="40"/>
+        <w:ind w:left="220"/>
+      </w:pPr>
+      <w:r>
+        <w:rPr>
+          <w:rFonts w:ascii="Times New Roman" w:hAnsi="Times New Roman" w:eastAsia="宋体"/>
+          <w:b w:val="0"/>
+          <w:sz w:val="22"/>
+        </w:rPr>
+        <w:t>· 报告同步：报告里的所有数值都要能在 phy_1\route.qor 与 camera_to_dsi_display_phy.area 里核对到。改完代码后先查这两个文件，再改报告，不要凭记忆。</w:t>
+      </w:r>
+    </w:p>
+    <w:p>
+      <w:pPr>
+        <w:spacing w:line="324" w:lineRule="auto" w:after="40"/>
+        <w:ind w:left="220"/>
+      </w:pPr>
+      <w:r>
+        <w:rPr>
+          <w:rFonts w:ascii="Times New Roman" w:hAnsi="Times New Roman" w:eastAsia="宋体"/>
+          <w:b w:val="0"/>
+          <w:sz w:val="22"/>
+        </w:rPr>
+        <w:t>· 任何改动都必须先自证到「逻辑上成立 + 仿真通过 + 构建通过」三条，再交给负责人上板。</w:t>
+      </w:r>
+    </w:p>
     <w:sectPr>
       <w:pgSz w:w="12240" w:h="15840"/>
       <w:pgMar w:top="1361" w:right="1587" w:bottom="1361" w:left="1587" w:header="720" w:footer="720" w:gutter="0"/>

--- a/给成员C_项目上手指南_20261020.docx
+++ b/给成员C_项目上手指南_20261020.docx
@@ -82,7 +82,7 @@
           <w:b w:val="0"/>
           <w:sz w:val="22"/>
         </w:rPr>
-        <w:t>系统当前状态：四条通路全部打通并已上板验收，输出 1280×720@60Hz，无掉帧；ISP 包含黑电平、去马赛克、镜头暗角校正、自动白平衡、真 S 曲线、自动曝光六个环节；OSD 有 7 个图层；另有风格化五模式切换、硬件运动检测、硬件目标检测三项扩展功能。</w:t>
+        <w:t>系统当前状态：四条通路全部打通并已上板验收，输出 1280×720@60Hz，无掉帧；ISP 包含黑电平、去马赛克、镜头暗角校正、自动白平衡、真 S 曲线、自动曝光六个环节；OSD 有 8 个图层；另有风格化五模式切换、硬件运动检测、硬件目标检测三项扩展功能。</w:t>
       </w:r>
     </w:p>
     <w:p>
@@ -262,7 +262,7 @@
           <w:b w:val="0"/>
           <w:sz w:val="22"/>
         </w:rPr>
-        <w:t>③ 显示：ISP 输出 128bit → DDR2 帧缓存 → uivtc（1280×720@60 时序）→ hdmi_mixer（7 层 OSD）→ hdmi_tx → 显示器。</w:t>
+        <w:t>③ 显示：ISP 输出 128bit → DDR2 帧缓存 → uivtc（1280×720@60 时序）→ hdmi_mixer（8 层 OSD）→ hdmi_tx → 显示器。</w:t>
       </w:r>
     </w:p>
     <w:p>
@@ -2900,7 +2900,7 @@
           <w:b w:val="0"/>
           <w:sz w:val="22"/>
         </w:rPr>
-        <w:t>· hdmi_mixer.v —— OSD 叠加，7 个图层。这是全工程最大的一个模块（2874 个 LUT6）。</w:t>
+        <w:t>· hdmi_mixer.v —— OSD 叠加，8 个图层。这是全工程最大的一个模块（2874 个 LUT6）。</w:t>
       </w:r>
     </w:p>
     <w:p>
@@ -2941,7 +2941,7 @@
           <w:b/>
           <w:sz w:val="24"/>
         </w:rPr>
-        <w:t>6.1  OSD 的 7 个图层</w:t>
+        <w:t>6.1  OSD 的 8 个图层</w:t>
       </w:r>
     </w:p>
     <w:tbl>
